--- a/TestWord_1/F_ТИПОВИЙ ДОГОВІР ФІЛАРМОНІЇ ГО УААСП.docx
+++ b/TestWord_1/F_ТИПОВИЙ ДОГОВІР ФІЛАРМОНІЇ ГО УААСП.docx
@@ -79,6 +79,9 @@
       <w:bookmarkStart w:id="0" w:name="_Hlk3200822"/>
       <w:sdt>
         <w:sdtPr>
+          <w:rPr>
+            <w:b/>
+          </w:rPr>
           <w:alias w:val="docNumberC"/>
           <w:tag w:val="docNumberC"/>
           <w:id w:val="-1545601821"/>
@@ -89,6 +92,7 @@
           <w15:appearance w15:val="tags"/>
           <w:text/>
         </w:sdtPr>
+        <w:sdtEndPr/>
         <w:sdtContent>
           <w:r>
             <w:rPr>
@@ -98,9 +102,7 @@
           </w:r>
         </w:sdtContent>
       </w:sdt>
-      <w:bookmarkStart w:id="1" w:name="_GoBack"/>
       <w:bookmarkEnd w:id="0"/>
-      <w:bookmarkEnd w:id="1"/>
     </w:p>
     <w:p>
       <w:pPr>
@@ -220,11 +222,25 @@
         </w:rPr>
         <w:tab/>
       </w:r>
-      <w:bookmarkStart w:id="2" w:name="_Hlk3207954"/>
+      <w:bookmarkStart w:id="1" w:name="_Hlk3207954"/>
+      <w:r>
+        <w:rPr>
+          <w:b/>
+          <w:sz w:val="18"/>
+          <w:szCs w:val="18"/>
+          <w:lang w:val="uk-UA"/>
+        </w:rPr>
+        <w:t xml:space="preserve">        </w:t>
+      </w:r>
       <w:sdt>
         <w:sdtPr>
-          <w:alias w:val="docDateC"/>
-          <w:tag w:val="docDateC"/>
+          <w:rPr>
+            <w:b/>
+            <w:sz w:val="18"/>
+            <w:szCs w:val="18"/>
+          </w:rPr>
+          <w:alias w:val="docDate"/>
+          <w:tag w:val="docDate"/>
           <w:id w:val="-1392730580"/>
           <w:placeholder>
             <w:docPart w:val="932F5AFEEF1243C9859B8A510ECB04C2"/>
@@ -233,16 +249,18 @@
           <w15:appearance w15:val="tags"/>
           <w:text/>
         </w:sdtPr>
+        <w:sdtEndPr/>
         <w:sdtContent>
           <w:r>
             <w:rPr>
               <w:rStyle w:val="ad"/>
+              <w:lang w:val="uk-UA"/>
             </w:rPr>
             <w:t>Место для ввода текста.</w:t>
           </w:r>
         </w:sdtContent>
       </w:sdt>
-      <w:bookmarkEnd w:id="2"/>
+      <w:bookmarkEnd w:id="1"/>
       <w:r>
         <w:rPr>
           <w:b/>
@@ -274,7 +292,6 @@
         <w:ind w:firstLine="426"/>
         <w:jc w:val="both"/>
         <w:rPr>
-          <w:rFonts w:ascii="Book Antiqua" w:hAnsi="Book Antiqua"/>
           <w:sz w:val="18"/>
           <w:szCs w:val="18"/>
           <w:lang w:val="uk-UA"/>
@@ -425,7 +442,10 @@
       <w:sdt>
         <w:sdtPr>
           <w:rPr>
+            <w:b/>
             <w:bCs/>
+            <w:sz w:val="18"/>
+            <w:szCs w:val="18"/>
           </w:rPr>
           <w:alias w:val="fop"/>
           <w:tag w:val="fop"/>
@@ -437,6 +457,7 @@
           <w15:appearance w15:val="tags"/>
           <w:text/>
         </w:sdtPr>
+        <w:sdtEndPr/>
         <w:sdtContent>
           <w:r>
             <w:rPr>
@@ -451,8 +472,8 @@
         <w:rPr>
           <w:b/>
           <w:bCs/>
-          <w:sz w:val="28"/>
-          <w:szCs w:val="28"/>
+          <w:sz w:val="18"/>
+          <w:szCs w:val="18"/>
           <w:lang w:val="uk-UA"/>
         </w:rPr>
         <w:t xml:space="preserve"> </w:t>
@@ -462,6 +483,8 @@
           <w:rPr>
             <w:b/>
             <w:bCs/>
+            <w:sz w:val="18"/>
+            <w:szCs w:val="18"/>
           </w:rPr>
           <w:alias w:val="CstName"/>
           <w:tag w:val="CstName"/>
@@ -473,10 +496,12 @@
           <w15:appearance w15:val="tags"/>
           <w:text/>
         </w:sdtPr>
+        <w:sdtEndPr/>
         <w:sdtContent>
           <w:r>
             <w:rPr>
               <w:rStyle w:val="ad"/>
+              <w:lang w:val="uk-UA"/>
             </w:rPr>
             <w:t>Место для ввода текста.</w:t>
           </w:r>
@@ -486,54 +511,77 @@
         <w:rPr>
           <w:b/>
           <w:bCs/>
-          <w:sz w:val="28"/>
-          <w:szCs w:val="28"/>
-        </w:rPr>
-        <w:t xml:space="preserve"> </w:t>
-      </w:r>
+          <w:sz w:val="18"/>
+          <w:szCs w:val="18"/>
+        </w:rPr>
+        <w:t>(</w:t>
+      </w:r>
+      <w:proofErr w:type="spellStart"/>
       <w:r>
         <w:rPr>
           <w:b/>
           <w:bCs/>
-        </w:rPr>
-        <w:t>(</w:t>
-      </w:r>
-      <w:proofErr w:type="spellStart"/>
+          <w:sz w:val="18"/>
+          <w:szCs w:val="18"/>
+        </w:rPr>
+        <w:t>далі</w:t>
+      </w:r>
+      <w:proofErr w:type="spellEnd"/>
       <w:r>
         <w:rPr>
           <w:b/>
           <w:bCs/>
-        </w:rPr>
-        <w:t>далі</w:t>
-      </w:r>
-      <w:proofErr w:type="spellEnd"/>
+          <w:sz w:val="18"/>
+          <w:szCs w:val="18"/>
+        </w:rPr>
+        <w:t xml:space="preserve"> – </w:t>
+      </w:r>
+      <w:proofErr w:type="spellStart"/>
       <w:r>
         <w:rPr>
           <w:b/>
           <w:bCs/>
-        </w:rPr>
-        <w:t xml:space="preserve"> – </w:t>
-      </w:r>
-      <w:proofErr w:type="spellStart"/>
+          <w:sz w:val="18"/>
+          <w:szCs w:val="18"/>
+        </w:rPr>
+        <w:t>Користувач</w:t>
+      </w:r>
+      <w:proofErr w:type="spellEnd"/>
       <w:r>
         <w:rPr>
           <w:b/>
           <w:bCs/>
-        </w:rPr>
-        <w:t>Користувач</w:t>
-      </w:r>
-      <w:proofErr w:type="spellEnd"/>
+          <w:sz w:val="18"/>
+          <w:szCs w:val="18"/>
+        </w:rPr>
+        <w:t>)</w:t>
+      </w:r>
       <w:r>
         <w:rPr>
           <w:b/>
           <w:bCs/>
-        </w:rPr>
-        <w:t xml:space="preserve">) </w:t>
+          <w:sz w:val="18"/>
+          <w:szCs w:val="18"/>
+          <w:lang w:val="uk-UA"/>
+        </w:rPr>
+        <w:t>,</w:t>
+      </w:r>
+      <w:r>
+        <w:rPr>
+          <w:b/>
+          <w:bCs/>
+          <w:sz w:val="18"/>
+          <w:szCs w:val="18"/>
+          <w:lang w:val="uk-UA"/>
+        </w:rPr>
+        <w:t xml:space="preserve"> </w:t>
       </w:r>
       <w:sdt>
         <w:sdtPr>
           <w:rPr>
             <w:bCs/>
+            <w:sz w:val="18"/>
+            <w:szCs w:val="18"/>
           </w:rPr>
           <w:alias w:val="vOsobi"/>
           <w:tag w:val="vOsobi"/>
@@ -545,10 +593,12 @@
           <w15:appearance w15:val="tags"/>
           <w:text/>
         </w:sdtPr>
+        <w:sdtEndPr/>
         <w:sdtContent>
           <w:r>
             <w:rPr>
               <w:rStyle w:val="ad"/>
+              <w:lang w:val="uk-UA"/>
             </w:rPr>
             <w:t>Место для ввода текста.</w:t>
           </w:r>
@@ -559,6 +609,8 @@
           <w:rPr>
             <w:b/>
             <w:bCs/>
+            <w:sz w:val="18"/>
+            <w:szCs w:val="18"/>
           </w:rPr>
           <w:alias w:val="CstPerson"/>
           <w:tag w:val="CstPerson"/>
@@ -570,29 +622,25 @@
           <w15:appearance w15:val="tags"/>
           <w:text/>
         </w:sdtPr>
+        <w:sdtEndPr/>
         <w:sdtContent>
           <w:r>
             <w:rPr>
               <w:rStyle w:val="ad"/>
               <w:rFonts w:eastAsia="Calibri"/>
+              <w:b/>
+              <w:lang w:val="uk-UA"/>
             </w:rPr>
             <w:t>Место для ввода текста.</w:t>
           </w:r>
         </w:sdtContent>
       </w:sdt>
-      <w:r>
-        <w:rPr>
-          <w:b/>
-          <w:bCs/>
-          <w:sz w:val="28"/>
-          <w:szCs w:val="28"/>
-        </w:rPr>
-        <w:t xml:space="preserve">, </w:t>
-      </w:r>
       <w:sdt>
         <w:sdtPr>
           <w:rPr>
             <w:bCs/>
+            <w:sz w:val="18"/>
+            <w:szCs w:val="18"/>
           </w:rPr>
           <w:alias w:val="naPidstavi"/>
           <w:tag w:val="naPidstavi"/>
@@ -604,10 +652,12 @@
           <w15:appearance w15:val="tags"/>
           <w:text/>
         </w:sdtPr>
+        <w:sdtEndPr/>
         <w:sdtContent>
           <w:r>
             <w:rPr>
               <w:rStyle w:val="ad"/>
+              <w:lang w:val="uk-UA"/>
             </w:rPr>
             <w:t>Место для ввода текста.</w:t>
           </w:r>
@@ -618,6 +668,8 @@
           <w:rPr>
             <w:b/>
             <w:bCs/>
+            <w:sz w:val="18"/>
+            <w:szCs w:val="18"/>
           </w:rPr>
           <w:alias w:val="CstPersonReason"/>
           <w:tag w:val="CstPersonReason"/>
@@ -629,27 +681,28 @@
           <w15:appearance w15:val="tags"/>
           <w:text/>
         </w:sdtPr>
+        <w:sdtEndPr/>
         <w:sdtContent>
           <w:r>
             <w:rPr>
               <w:rStyle w:val="ad"/>
               <w:rFonts w:eastAsia="Calibri"/>
+              <w:b/>
+              <w:lang w:val="uk-UA"/>
             </w:rPr>
             <w:t>Место для ввода текста.</w:t>
           </w:r>
         </w:sdtContent>
       </w:sdt>
-    </w:p>
-    <w:p>
-      <w:pPr>
-        <w:ind w:firstLine="426"/>
-        <w:jc w:val="both"/>
-        <w:rPr>
-          <w:sz w:val="18"/>
-          <w:szCs w:val="18"/>
-          <w:lang w:val="uk-UA"/>
-        </w:rPr>
-      </w:pPr>
+      <w:r>
+        <w:rPr>
+          <w:b/>
+          <w:bCs/>
+          <w:sz w:val="18"/>
+          <w:szCs w:val="18"/>
+        </w:rPr>
+        <w:t xml:space="preserve"> </w:t>
+      </w:r>
       <w:r>
         <w:rPr>
           <w:sz w:val="18"/>
@@ -1152,7 +1205,7 @@
     </w:p>
     <w:p>
       <w:pPr>
-        <w:pStyle w:val="21"/>
+        <w:pStyle w:val="22"/>
         <w:spacing w:line="240" w:lineRule="auto"/>
         <w:ind w:right="-2" w:firstLine="284"/>
         <w:jc w:val="both"/>
@@ -1412,206 +1465,296 @@
         </w:rPr>
       </w:pPr>
     </w:p>
+    <w:sdt>
+      <w:sdtPr>
+        <w:rPr>
+          <w:sz w:val="18"/>
+          <w:szCs w:val="18"/>
+        </w:rPr>
+        <w:alias w:val="TablePL1"/>
+        <w:tag w:val="TablePL1"/>
+        <w:id w:val="-608970560"/>
+        <w:placeholder>
+          <w:docPart w:val="DefaultPlaceholder_-1854013436"/>
+        </w:placeholder>
+        <w15:appearance w15:val="tags"/>
+        <w:docPartList>
+          <w:docPartGallery w:val="Tables"/>
+        </w:docPartList>
+      </w:sdtPr>
+      <w:sdtContent>
+        <w:p>
+          <w:pPr>
+            <w:pStyle w:val="a3"/>
+            <w:ind w:firstLine="540"/>
+            <w:rPr>
+              <w:sz w:val="18"/>
+              <w:szCs w:val="18"/>
+            </w:rPr>
+          </w:pPr>
+        </w:p>
+        <w:tbl>
+          <w:tblPr>
+            <w:tblW w:w="10519" w:type="dxa"/>
+            <w:tblInd w:w="108" w:type="dxa"/>
+            <w:tblBorders>
+              <w:top w:val="single" w:sz="4" w:space="0" w:color="auto"/>
+              <w:left w:val="single" w:sz="4" w:space="0" w:color="auto"/>
+              <w:bottom w:val="single" w:sz="4" w:space="0" w:color="auto"/>
+              <w:right w:val="single" w:sz="4" w:space="0" w:color="auto"/>
+              <w:insideH w:val="single" w:sz="4" w:space="0" w:color="auto"/>
+              <w:insideV w:val="single" w:sz="4" w:space="0" w:color="auto"/>
+            </w:tblBorders>
+            <w:tblLook w:val="01E0" w:firstRow="1" w:lastRow="1" w:firstColumn="1" w:lastColumn="1" w:noHBand="0" w:noVBand="0"/>
+          </w:tblPr>
+          <w:tblGrid>
+            <w:gridCol w:w="745"/>
+            <w:gridCol w:w="2897"/>
+            <w:gridCol w:w="5601"/>
+            <w:gridCol w:w="1276"/>
+          </w:tblGrid>
+          <w:tr>
+            <w:trPr>
+              <w:trHeight w:val="494"/>
+            </w:trPr>
+            <w:tc>
+              <w:tcPr>
+                <w:tcW w:w="745" w:type="dxa"/>
+                <w:tcBorders>
+                  <w:top w:val="single" w:sz="4" w:space="0" w:color="auto"/>
+                  <w:left w:val="single" w:sz="4" w:space="0" w:color="auto"/>
+                  <w:bottom w:val="single" w:sz="4" w:space="0" w:color="auto"/>
+                  <w:right w:val="single" w:sz="4" w:space="0" w:color="auto"/>
+                </w:tcBorders>
+                <w:vAlign w:val="center"/>
+                <w:hideMark/>
+              </w:tcPr>
+              <w:p>
+                <w:pPr>
+                  <w:pStyle w:val="a3"/>
+                  <w:jc w:val="center"/>
+                  <w:rPr>
+                    <w:sz w:val="18"/>
+                    <w:szCs w:val="18"/>
+                  </w:rPr>
+                </w:pPr>
+                <w:r>
+                  <w:rPr>
+                    <w:b/>
+                    <w:bCs/>
+                    <w:sz w:val="18"/>
+                    <w:szCs w:val="18"/>
+                  </w:rPr>
+                  <w:t>№ з/п</w:t>
+                </w:r>
+              </w:p>
+            </w:tc>
+            <w:tc>
+              <w:tcPr>
+                <w:tcW w:w="2897" w:type="dxa"/>
+                <w:tcBorders>
+                  <w:top w:val="single" w:sz="4" w:space="0" w:color="auto"/>
+                  <w:left w:val="single" w:sz="4" w:space="0" w:color="auto"/>
+                  <w:bottom w:val="single" w:sz="4" w:space="0" w:color="auto"/>
+                  <w:right w:val="single" w:sz="4" w:space="0" w:color="auto"/>
+                </w:tcBorders>
+                <w:vAlign w:val="center"/>
+              </w:tcPr>
+              <w:p>
+                <w:pPr>
+                  <w:jc w:val="center"/>
+                  <w:rPr>
+                    <w:rFonts w:eastAsia="MS Mincho"/>
+                    <w:b/>
+                    <w:sz w:val="18"/>
+                    <w:szCs w:val="18"/>
+                    <w:lang w:val="uk-UA"/>
+                  </w:rPr>
+                </w:pPr>
+                <w:r>
+                  <w:rPr>
+                    <w:rFonts w:eastAsia="MS Mincho"/>
+                    <w:b/>
+                    <w:sz w:val="18"/>
+                    <w:szCs w:val="18"/>
+                    <w:lang w:val="uk-UA"/>
+                  </w:rPr>
+                  <w:t>Найменування</w:t>
+                </w:r>
+              </w:p>
+              <w:p>
+                <w:pPr>
+                  <w:jc w:val="center"/>
+                  <w:rPr>
+                    <w:rFonts w:eastAsia="MS Mincho"/>
+                    <w:b/>
+                    <w:sz w:val="18"/>
+                    <w:szCs w:val="18"/>
+                    <w:lang w:val="uk-UA"/>
+                  </w:rPr>
+                </w:pPr>
+                <w:r>
+                  <w:rPr>
+                    <w:rFonts w:eastAsia="MS Mincho"/>
+                    <w:b/>
+                    <w:sz w:val="18"/>
+                    <w:szCs w:val="18"/>
+                    <w:lang w:val="uk-UA"/>
+                  </w:rPr>
+                  <w:t>філармонії</w:t>
+                </w:r>
+              </w:p>
+            </w:tc>
+            <w:tc>
+              <w:tcPr>
+                <w:tcW w:w="5601" w:type="dxa"/>
+                <w:tcBorders>
+                  <w:top w:val="single" w:sz="4" w:space="0" w:color="auto"/>
+                  <w:left w:val="single" w:sz="4" w:space="0" w:color="auto"/>
+                  <w:bottom w:val="single" w:sz="4" w:space="0" w:color="auto"/>
+                  <w:right w:val="single" w:sz="4" w:space="0" w:color="auto"/>
+                </w:tcBorders>
+                <w:vAlign w:val="center"/>
+                <w:hideMark/>
+              </w:tcPr>
+              <w:p>
+                <w:pPr>
+                  <w:jc w:val="center"/>
+                  <w:rPr>
+                    <w:rFonts w:eastAsia="MS Mincho"/>
+                    <w:b/>
+                    <w:sz w:val="18"/>
+                    <w:szCs w:val="18"/>
+                    <w:lang w:val="uk-UA"/>
+                  </w:rPr>
+                </w:pPr>
+                <w:r>
+                  <w:rPr>
+                    <w:rFonts w:eastAsia="MS Mincho"/>
+                    <w:b/>
+                    <w:sz w:val="18"/>
+                    <w:szCs w:val="18"/>
+                    <w:lang w:val="uk-UA"/>
+                  </w:rPr>
+                  <w:t>Фактична адреса філармонії:</w:t>
+                </w:r>
+              </w:p>
+              <w:p>
+                <w:pPr>
+                  <w:pStyle w:val="a3"/>
+                  <w:jc w:val="center"/>
+                  <w:rPr>
+                    <w:sz w:val="18"/>
+                    <w:szCs w:val="18"/>
+                  </w:rPr>
+                </w:pPr>
+                <w:r>
+                  <w:rPr>
+                    <w:sz w:val="18"/>
+                    <w:szCs w:val="18"/>
+                  </w:rPr>
+                  <w:t>(</w:t>
+                </w:r>
+                <w:r>
+                  <w:rPr>
+                    <w:i/>
+                    <w:sz w:val="18"/>
+                    <w:szCs w:val="18"/>
+                  </w:rPr>
+                  <w:t>назва області, міста (селища або села), вулиця, № будинку тощо на території України</w:t>
+                </w:r>
+                <w:r>
+                  <w:rPr>
+                    <w:sz w:val="18"/>
+                    <w:szCs w:val="18"/>
+                  </w:rPr>
+                  <w:t>)</w:t>
+                </w:r>
+              </w:p>
+            </w:tc>
+            <w:tc>
+              <w:tcPr>
+                <w:tcW w:w="1276" w:type="dxa"/>
+                <w:tcBorders>
+                  <w:top w:val="single" w:sz="4" w:space="0" w:color="auto"/>
+                  <w:left w:val="single" w:sz="4" w:space="0" w:color="auto"/>
+                  <w:bottom w:val="single" w:sz="4" w:space="0" w:color="auto"/>
+                  <w:right w:val="single" w:sz="4" w:space="0" w:color="auto"/>
+                </w:tcBorders>
+                <w:vAlign w:val="center"/>
+                <w:hideMark/>
+              </w:tcPr>
+              <w:p>
+                <w:pPr>
+                  <w:pStyle w:val="a3"/>
+                  <w:jc w:val="center"/>
+                  <w:rPr>
+                    <w:b/>
+                    <w:i/>
+                    <w:sz w:val="18"/>
+                    <w:szCs w:val="18"/>
+                  </w:rPr>
+                </w:pPr>
+                <w:r>
+                  <w:rPr>
+                    <w:b/>
+                    <w:sz w:val="18"/>
+                    <w:szCs w:val="18"/>
+                  </w:rPr>
+                  <w:t xml:space="preserve">Кількість посадкових місць </w:t>
+                </w:r>
+                <w:r>
+                  <w:rPr>
+                    <w:i/>
+                    <w:sz w:val="18"/>
+                    <w:szCs w:val="18"/>
+                  </w:rPr>
+                  <w:t>(</w:t>
+                </w:r>
+                <w:proofErr w:type="spellStart"/>
+                <w:r>
+                  <w:rPr>
+                    <w:i/>
+                    <w:sz w:val="18"/>
+                    <w:szCs w:val="18"/>
+                  </w:rPr>
+                  <w:t>чол</w:t>
+                </w:r>
+                <w:proofErr w:type="spellEnd"/>
+                <w:r>
+                  <w:rPr>
+                    <w:i/>
+                    <w:sz w:val="18"/>
+                    <w:szCs w:val="18"/>
+                  </w:rPr>
+                  <w:t>.)</w:t>
+                </w:r>
+              </w:p>
+            </w:tc>
+          </w:tr>
+        </w:tbl>
+        <w:p>
+          <w:pPr>
+            <w:pStyle w:val="a3"/>
+            <w:ind w:firstLine="540"/>
+            <w:rPr>
+              <w:sz w:val="18"/>
+              <w:szCs w:val="18"/>
+            </w:rPr>
+          </w:pPr>
+        </w:p>
+      </w:sdtContent>
+    </w:sdt>
     <w:p>
       <w:pPr>
         <w:pStyle w:val="a3"/>
-        <w:ind w:firstLine="540"/>
-        <w:rPr>
-          <w:sz w:val="18"/>
-          <w:szCs w:val="18"/>
-          <w:highlight w:val="yellow"/>
+        <w:rPr>
+          <w:sz w:val="18"/>
+          <w:szCs w:val="18"/>
         </w:rPr>
       </w:pPr>
-      <w:r>
-        <w:rPr>
-          <w:sz w:val="18"/>
-          <w:szCs w:val="18"/>
-          <w:highlight w:val="yellow"/>
-        </w:rPr>
-        <w:t>_______________________________________________________________</w:t>
-      </w:r>
-      <w:r>
-        <w:rPr>
-          <w:sz w:val="18"/>
-          <w:szCs w:val="18"/>
-          <w:highlight w:val="yellow"/>
-          <w:lang w:val="ru-RU"/>
-        </w:rPr>
-        <w:t>______________________________________________</w:t>
-      </w:r>
-      <w:r>
-        <w:rPr>
-          <w:sz w:val="18"/>
-          <w:szCs w:val="18"/>
-          <w:highlight w:val="yellow"/>
-        </w:rPr>
-        <w:t>___</w:t>
-      </w:r>
-    </w:p>
-    <w:p>
-      <w:pPr>
-        <w:pStyle w:val="a3"/>
-        <w:ind w:firstLine="426"/>
-        <w:jc w:val="center"/>
-        <w:rPr>
-          <w:i/>
-          <w:sz w:val="18"/>
-          <w:szCs w:val="18"/>
-          <w:highlight w:val="yellow"/>
-        </w:rPr>
-      </w:pPr>
-      <w:r>
-        <w:rPr>
-          <w:i/>
-          <w:sz w:val="18"/>
-          <w:szCs w:val="18"/>
-          <w:highlight w:val="yellow"/>
-        </w:rPr>
-        <w:t>(повне найменування Філармонії)</w:t>
-      </w:r>
-    </w:p>
-    <w:p>
-      <w:pPr>
-        <w:pStyle w:val="a3"/>
-        <w:rPr>
-          <w:sz w:val="18"/>
-          <w:szCs w:val="18"/>
-          <w:highlight w:val="yellow"/>
-          <w:lang w:val="ru-RU"/>
-        </w:rPr>
-      </w:pPr>
-      <w:r>
-        <w:rPr>
-          <w:b/>
-          <w:sz w:val="18"/>
-          <w:szCs w:val="18"/>
-          <w:highlight w:val="yellow"/>
-        </w:rPr>
-        <w:t>(далі – Філармонія),</w:t>
-      </w:r>
-      <w:r>
-        <w:rPr>
-          <w:sz w:val="18"/>
-          <w:szCs w:val="18"/>
-          <w:highlight w:val="yellow"/>
-        </w:rPr>
-        <w:t xml:space="preserve"> що ма</w:t>
-      </w:r>
-      <w:r>
-        <w:rPr>
-          <w:sz w:val="18"/>
-          <w:szCs w:val="18"/>
-          <w:highlight w:val="yellow"/>
-        </w:rPr>
-        <w:t>є _____________________ посадков</w:t>
-      </w:r>
-      <w:r>
-        <w:rPr>
-          <w:sz w:val="18"/>
-          <w:szCs w:val="18"/>
-          <w:highlight w:val="yellow"/>
-        </w:rPr>
-        <w:t xml:space="preserve">их місць, розташованого </w:t>
-      </w:r>
-      <w:r>
-        <w:rPr>
-          <w:sz w:val="18"/>
-          <w:szCs w:val="18"/>
-          <w:highlight w:val="yellow"/>
-        </w:rPr>
-        <w:t xml:space="preserve">на території України </w:t>
-      </w:r>
-      <w:r>
-        <w:rPr>
-          <w:sz w:val="18"/>
-          <w:szCs w:val="18"/>
-          <w:highlight w:val="yellow"/>
-        </w:rPr>
-        <w:t>за адресою: ____________________________________________________________________________</w:t>
-      </w:r>
-      <w:r>
-        <w:rPr>
-          <w:sz w:val="18"/>
-          <w:szCs w:val="18"/>
-          <w:highlight w:val="yellow"/>
-          <w:lang w:val="ru-RU"/>
-        </w:rPr>
-        <w:t>___________________</w:t>
-      </w:r>
-      <w:r>
-        <w:rPr>
-          <w:sz w:val="18"/>
-          <w:szCs w:val="18"/>
-          <w:highlight w:val="yellow"/>
-          <w:lang w:val="ru-RU"/>
-        </w:rPr>
-        <w:t>_______________</w:t>
-      </w:r>
-      <w:r>
-        <w:rPr>
-          <w:sz w:val="18"/>
-          <w:szCs w:val="18"/>
-          <w:highlight w:val="yellow"/>
-          <w:lang w:val="ru-RU"/>
-        </w:rPr>
-        <w:t>_</w:t>
-      </w:r>
-      <w:r>
-        <w:rPr>
-          <w:sz w:val="18"/>
-          <w:szCs w:val="18"/>
-          <w:highlight w:val="yellow"/>
-        </w:rPr>
-        <w:t>_______,</w:t>
-      </w:r>
-    </w:p>
-    <w:p>
-      <w:pPr>
-        <w:pStyle w:val="a3"/>
-        <w:jc w:val="center"/>
-        <w:rPr>
-          <w:i/>
-          <w:sz w:val="18"/>
-          <w:szCs w:val="18"/>
-        </w:rPr>
-      </w:pPr>
-      <w:r>
-        <w:rPr>
-          <w:i/>
-          <w:sz w:val="18"/>
-          <w:szCs w:val="18"/>
-          <w:highlight w:val="yellow"/>
-          <w:lang w:val="ru-RU"/>
-        </w:rPr>
-        <w:t>(</w:t>
-      </w:r>
-      <w:r>
-        <w:rPr>
-          <w:i/>
-          <w:sz w:val="18"/>
-          <w:szCs w:val="18"/>
-          <w:highlight w:val="yellow"/>
-        </w:rPr>
-        <w:t>адреса Філармонії</w:t>
-      </w:r>
-      <w:r>
-        <w:rPr>
-          <w:i/>
-          <w:sz w:val="18"/>
-          <w:szCs w:val="18"/>
-          <w:highlight w:val="yellow"/>
-        </w:rPr>
-        <w:t xml:space="preserve"> - назва області, району, міста (селища), вулиця, № буд. і т.п.)</w:t>
-      </w:r>
-    </w:p>
-    <w:p>
-      <w:pPr>
-        <w:pStyle w:val="a3"/>
-        <w:rPr>
-          <w:sz w:val="18"/>
-          <w:szCs w:val="18"/>
-        </w:rPr>
-      </w:pPr>
+      <w:bookmarkStart w:id="2" w:name="_GoBack"/>
+      <w:bookmarkEnd w:id="2"/>
     </w:p>
     <w:p>
       <w:pPr>
@@ -1862,12 +2005,6 @@
         <w:gridCol w:w="7539"/>
       </w:tblGrid>
       <w:tr>
-        <w:tblPrEx>
-          <w:tblCellMar>
-            <w:top w:w="0" w:type="dxa"/>
-            <w:bottom w:w="0" w:type="dxa"/>
-          </w:tblCellMar>
-        </w:tblPrEx>
         <w:tc>
           <w:tcPr>
             <w:tcW w:w="3261" w:type="dxa"/>
@@ -1924,12 +2061,6 @@
         </w:tc>
       </w:tr>
       <w:tr>
-        <w:tblPrEx>
-          <w:tblCellMar>
-            <w:top w:w="0" w:type="dxa"/>
-            <w:bottom w:w="0" w:type="dxa"/>
-          </w:tblCellMar>
-        </w:tblPrEx>
         <w:tc>
           <w:tcPr>
             <w:tcW w:w="3261" w:type="dxa"/>
@@ -1999,12 +2130,6 @@
         </w:tc>
       </w:tr>
       <w:tr>
-        <w:tblPrEx>
-          <w:tblCellMar>
-            <w:top w:w="0" w:type="dxa"/>
-            <w:bottom w:w="0" w:type="dxa"/>
-          </w:tblCellMar>
-        </w:tblPrEx>
         <w:tc>
           <w:tcPr>
             <w:tcW w:w="3261" w:type="dxa"/>
@@ -2100,7 +2225,7 @@
                 <w:szCs w:val="18"/>
                 <w:lang w:val="uk-UA"/>
               </w:rPr>
-              <w:t xml:space="preserve">5 відсотків суми валового збору, що надходить від продажу квитків за публічне виконання одного твору або програми, чи доходів, одержаних з того виду діяльності, у процесі провадження якої відбувається використання творів, а у разі відсутності таких доходів - </w:t>
+              <w:t xml:space="preserve">5 відсотків суми валового збору, що надходить від продажу квитків за публічне виконання одного твору або програми, чи доходів, одержаних з того виду діяльності, у процесі </w:t>
             </w:r>
             <w:r>
               <w:rPr>
@@ -2109,7 +2234,7 @@
                 <w:lang w:val="uk-UA"/>
               </w:rPr>
               <w:lastRenderedPageBreak/>
-              <w:t xml:space="preserve">загальної суми витрат на проведення заходу, під час здійснення якого відбувається використання твору літератури і (або) мистецтва (за всю програму) (пункт 16 </w:t>
+              <w:t xml:space="preserve">провадження якої відбувається використання творів, а у разі відсутності таких доходів - загальної суми витрат на проведення заходу, під час здійснення якого відбувається використання твору літератури і (або) мистецтва (за всю програму) (пункт 16 </w:t>
             </w:r>
             <w:r>
               <w:rPr>
@@ -2131,12 +2256,6 @@
         </w:tc>
       </w:tr>
       <w:tr>
-        <w:tblPrEx>
-          <w:tblCellMar>
-            <w:top w:w="0" w:type="dxa"/>
-            <w:bottom w:w="0" w:type="dxa"/>
-          </w:tblCellMar>
-        </w:tblPrEx>
         <w:tc>
           <w:tcPr>
             <w:tcW w:w="3261" w:type="dxa"/>
@@ -2342,6 +2461,8 @@
           <w:rPr>
             <w:b/>
             <w:color w:val="000000"/>
+            <w:sz w:val="18"/>
+            <w:szCs w:val="18"/>
           </w:rPr>
           <w:alias w:val="rltPayPeriod2"/>
           <w:tag w:val="rltPayPeriod2"/>
@@ -2353,6 +2474,7 @@
           <w15:appearance w15:val="tags"/>
           <w:text/>
         </w:sdtPr>
+        <w:sdtEndPr/>
         <w:sdtContent>
           <w:r>
             <w:rPr>
@@ -2819,23 +2941,22 @@
         <w:rPr>
           <w:sz w:val="18"/>
           <w:szCs w:val="18"/>
+        </w:rPr>
+        <w:t xml:space="preserve">    </w:t>
+      </w:r>
+      <w:r>
+        <w:rPr>
+          <w:sz w:val="18"/>
+          <w:szCs w:val="18"/>
+        </w:rPr>
+        <w:t>2.</w:t>
+      </w:r>
+      <w:r>
+        <w:rPr>
+          <w:sz w:val="18"/>
+          <w:szCs w:val="18"/>
           <w:lang w:val="ru-RU"/>
         </w:rPr>
-        <w:t xml:space="preserve">    </w:t>
-      </w:r>
-      <w:r>
-        <w:rPr>
-          <w:sz w:val="18"/>
-          <w:szCs w:val="18"/>
-        </w:rPr>
-        <w:t>2.</w:t>
-      </w:r>
-      <w:r>
-        <w:rPr>
-          <w:sz w:val="18"/>
-          <w:szCs w:val="18"/>
-          <w:lang w:val="ru-RU"/>
-        </w:rPr>
         <w:t>8</w:t>
       </w:r>
       <w:r>
@@ -2843,23 +2964,7 @@
           <w:sz w:val="18"/>
           <w:szCs w:val="18"/>
         </w:rPr>
-        <w:t xml:space="preserve">. У разі затримки платежів, визначених у </w:t>
-      </w:r>
-      <w:proofErr w:type="spellStart"/>
-      <w:r>
-        <w:rPr>
-          <w:sz w:val="18"/>
-          <w:szCs w:val="18"/>
-        </w:rPr>
-        <w:t>п.п</w:t>
-      </w:r>
-      <w:proofErr w:type="spellEnd"/>
-      <w:r>
-        <w:rPr>
-          <w:sz w:val="18"/>
-          <w:szCs w:val="18"/>
-        </w:rPr>
-        <w:t>. 2.4.</w:t>
+        <w:t>. У разі затримки платежів, визначених у п.п. 2.4.</w:t>
       </w:r>
       <w:r>
         <w:rPr>
@@ -3073,7 +3178,6 @@
         <w:rPr>
           <w:sz w:val="18"/>
           <w:szCs w:val="18"/>
-          <w:lang w:val="ru-RU"/>
         </w:rPr>
         <w:t>13</w:t>
       </w:r>
@@ -3111,7 +3215,7 @@
     </w:p>
     <w:p>
       <w:pPr>
-        <w:pStyle w:val="BodyTextIndent2"/>
+        <w:pStyle w:val="21"/>
         <w:spacing w:after="0" w:line="240" w:lineRule="auto"/>
         <w:ind w:left="0" w:firstLine="567"/>
         <w:jc w:val="both"/>
@@ -3420,7 +3524,7 @@
     </w:p>
     <w:p>
       <w:pPr>
-        <w:pStyle w:val="BodyTextIndent2"/>
+        <w:pStyle w:val="21"/>
         <w:spacing w:after="0" w:line="240" w:lineRule="auto"/>
         <w:ind w:left="0" w:firstLine="567"/>
         <w:jc w:val="both"/>
@@ -4056,9 +4160,11 @@
         <w:sdtPr>
           <w:rPr>
             <w:b/>
+            <w:sz w:val="18"/>
+            <w:szCs w:val="18"/>
           </w:rPr>
-          <w:alias w:val="docDateBeginC"/>
-          <w:tag w:val="docDateBeginC"/>
+          <w:alias w:val="docDateBegin"/>
+          <w:tag w:val="docDateBegin"/>
           <w:id w:val="-954788700"/>
           <w:placeholder>
             <w:docPart w:val="270C609617784019BCD976A383552996"/>
@@ -4067,6 +4173,7 @@
           <w15:appearance w15:val="tags"/>
           <w:text/>
         </w:sdtPr>
+        <w:sdtEndPr/>
         <w:sdtContent>
           <w:r>
             <w:rPr>
@@ -4079,6 +4186,9 @@
       <w:r>
         <w:rPr>
           <w:b/>
+          <w:sz w:val="18"/>
+          <w:szCs w:val="18"/>
+          <w:lang w:val="ru-RU"/>
         </w:rPr>
         <w:t xml:space="preserve"> </w:t>
       </w:r>
@@ -4086,12 +4196,16 @@
         <w:rPr>
           <w:b/>
           <w:bCs/>
+          <w:sz w:val="18"/>
+          <w:szCs w:val="18"/>
         </w:rPr>
         <w:t xml:space="preserve">року </w:t>
       </w:r>
       <w:r>
         <w:rPr>
           <w:bCs/>
+          <w:sz w:val="18"/>
+          <w:szCs w:val="18"/>
         </w:rPr>
         <w:t>і діє до</w:t>
       </w:r>
@@ -4107,9 +4221,11 @@
         <w:sdtPr>
           <w:rPr>
             <w:b/>
+            <w:sz w:val="18"/>
+            <w:szCs w:val="18"/>
           </w:rPr>
-          <w:alias w:val="docDateEndC"/>
-          <w:tag w:val="docDateEndC"/>
+          <w:alias w:val="docDateEnd"/>
+          <w:tag w:val="docDateEnd"/>
           <w:id w:val="1553884469"/>
           <w:placeholder>
             <w:docPart w:val="270C609617784019BCD976A383552996"/>
@@ -4118,6 +4234,7 @@
           <w15:appearance w15:val="tags"/>
           <w:text/>
         </w:sdtPr>
+        <w:sdtEndPr/>
         <w:sdtContent>
           <w:r>
             <w:rPr>
@@ -4131,17 +4248,27 @@
       <w:bookmarkEnd w:id="5"/>
       <w:r>
         <w:rPr>
-          <w:sz w:val="18"/>
-          <w:szCs w:val="18"/>
+          <w:b/>
+          <w:sz w:val="18"/>
+          <w:szCs w:val="18"/>
+          <w:lang w:val="ru-RU"/>
         </w:rPr>
         <w:t xml:space="preserve"> </w:t>
       </w:r>
       <w:r>
         <w:rPr>
-          <w:sz w:val="18"/>
-          <w:szCs w:val="18"/>
-        </w:rPr>
-        <w:t xml:space="preserve">року. При цьому, всі зобов’язання Користувача, що виникли під час дії даного Договору, </w:t>
+          <w:b/>
+          <w:sz w:val="18"/>
+          <w:szCs w:val="18"/>
+        </w:rPr>
+        <w:t>року</w:t>
+      </w:r>
+      <w:r>
+        <w:rPr>
+          <w:sz w:val="18"/>
+          <w:szCs w:val="18"/>
+        </w:rPr>
+        <w:t xml:space="preserve">. При цьому, всі зобов’язання Користувача, що виникли під час дії даного Договору, </w:t>
       </w:r>
       <w:r>
         <w:rPr>
@@ -6655,7 +6782,7 @@
     </w:p>
     <w:p>
       <w:pPr>
-        <w:pStyle w:val="21"/>
+        <w:pStyle w:val="22"/>
         <w:spacing w:after="0" w:line="240" w:lineRule="auto"/>
         <w:ind w:firstLine="426"/>
         <w:jc w:val="both"/>
@@ -7345,7 +7472,7 @@
     </w:p>
     <w:tbl>
       <w:tblPr>
-        <w:tblW w:w="10613" w:type="dxa"/>
+        <w:tblW w:w="10462" w:type="dxa"/>
         <w:tblInd w:w="250" w:type="dxa"/>
         <w:tblBorders>
           <w:top w:val="single" w:sz="4" w:space="0" w:color="auto"/>
@@ -7359,19 +7486,16 @@
         <w:tblLook w:val="0000" w:firstRow="0" w:lastRow="0" w:firstColumn="0" w:lastColumn="0" w:noHBand="0" w:noVBand="0"/>
       </w:tblPr>
       <w:tblGrid>
-        <w:gridCol w:w="5438"/>
-        <w:gridCol w:w="5175"/>
+        <w:gridCol w:w="5361"/>
+        <w:gridCol w:w="5101"/>
       </w:tblGrid>
       <w:tr>
-        <w:tblPrEx>
-          <w:tblCellMar>
-            <w:top w:w="0" w:type="dxa"/>
-            <w:bottom w:w="0" w:type="dxa"/>
-          </w:tblCellMar>
-        </w:tblPrEx>
-        <w:tc>
-          <w:tcPr>
-            <w:tcW w:w="5438" w:type="dxa"/>
+        <w:trPr>
+          <w:trHeight w:val="195"/>
+        </w:trPr>
+        <w:tc>
+          <w:tcPr>
+            <w:tcW w:w="5361" w:type="dxa"/>
           </w:tcPr>
           <w:p>
             <w:pPr>
@@ -7431,7 +7555,7 @@
         </w:tc>
         <w:tc>
           <w:tcPr>
-            <w:tcW w:w="5175" w:type="dxa"/>
+            <w:tcW w:w="5101" w:type="dxa"/>
           </w:tcPr>
           <w:p>
             <w:pPr>
@@ -7464,18 +7588,12 @@
         </w:tc>
       </w:tr>
       <w:tr>
-        <w:tblPrEx>
-          <w:tblCellMar>
-            <w:top w:w="0" w:type="dxa"/>
-            <w:bottom w:w="0" w:type="dxa"/>
-          </w:tblCellMar>
-        </w:tblPrEx>
         <w:trPr>
-          <w:trHeight w:val="4802"/>
+          <w:trHeight w:val="4697"/>
         </w:trPr>
         <w:tc>
           <w:tcPr>
-            <w:tcW w:w="5438" w:type="dxa"/>
+            <w:tcW w:w="5361" w:type="dxa"/>
           </w:tcPr>
           <w:p>
             <w:pPr>
@@ -8034,7 +8152,7 @@
         </w:tc>
         <w:tc>
           <w:tcPr>
-            <w:tcW w:w="5175" w:type="dxa"/>
+            <w:tcW w:w="5101" w:type="dxa"/>
           </w:tcPr>
           <w:p>
             <w:pPr>
@@ -8050,9 +8168,10 @@
             <w:sdt>
               <w:sdtPr>
                 <w:rPr>
+                  <w:b/>
                   <w:bCs/>
-                  <w:sz w:val="16"/>
-                  <w:szCs w:val="16"/>
+                  <w:sz w:val="18"/>
+                  <w:szCs w:val="18"/>
                   <w:lang w:val="uk-UA"/>
                 </w:rPr>
                 <w:alias w:val="CstName"/>
@@ -8065,6 +8184,7 @@
                 <w15:appearance w15:val="tags"/>
                 <w:text/>
               </w:sdtPr>
+              <w:sdtEndPr/>
               <w:sdtContent>
                 <w:r>
                   <w:rPr>
@@ -8105,18 +8225,26 @@
             </w:pPr>
             <w:r>
               <w:rPr>
+                <w:b/>
+                <w:sz w:val="18"/>
+                <w:szCs w:val="18"/>
+                <w:lang w:val="uk-UA"/>
+              </w:rPr>
+              <w:t>Юридична адреса:</w:t>
+            </w:r>
+            <w:r>
+              <w:rPr>
                 <w:sz w:val="16"/>
                 <w:szCs w:val="16"/>
                 <w:lang w:val="uk-UA"/>
               </w:rPr>
-              <w:t xml:space="preserve">Юридична адреса: </w:t>
+              <w:t xml:space="preserve"> </w:t>
             </w:r>
             <w:sdt>
               <w:sdtPr>
                 <w:rPr>
-                  <w:b/>
-                  <w:sz w:val="16"/>
-                  <w:szCs w:val="16"/>
+                  <w:sz w:val="18"/>
+                  <w:szCs w:val="18"/>
                   <w:lang w:val="uk-UA"/>
                 </w:rPr>
                 <w:alias w:val="CstLegalAddress"/>
@@ -8129,6 +8257,7 @@
                 <w15:appearance w15:val="tags"/>
                 <w:text/>
               </w:sdtPr>
+              <w:sdtEndPr/>
               <w:sdtContent>
                 <w:r>
                   <w:rPr>
@@ -8151,18 +8280,26 @@
             </w:pPr>
             <w:r>
               <w:rPr>
+                <w:b/>
+                <w:sz w:val="18"/>
+                <w:szCs w:val="18"/>
+                <w:lang w:val="uk-UA"/>
+              </w:rPr>
+              <w:t>Фактична адреса:</w:t>
+            </w:r>
+            <w:r>
+              <w:rPr>
                 <w:sz w:val="16"/>
                 <w:szCs w:val="16"/>
                 <w:lang w:val="uk-UA"/>
               </w:rPr>
-              <w:t xml:space="preserve">Фактична адреса: </w:t>
+              <w:t xml:space="preserve"> </w:t>
             </w:r>
             <w:sdt>
               <w:sdtPr>
                 <w:rPr>
-                  <w:b/>
-                  <w:sz w:val="16"/>
-                  <w:szCs w:val="16"/>
+                  <w:sz w:val="18"/>
+                  <w:szCs w:val="18"/>
                   <w:lang w:val="uk-UA"/>
                 </w:rPr>
                 <w:alias w:val="CstResidentialAddress"/>
@@ -8175,6 +8312,7 @@
                 <w15:appearance w15:val="tags"/>
                 <w:text/>
               </w:sdtPr>
+              <w:sdtEndPr/>
               <w:sdtContent>
                 <w:r>
                   <w:rPr>
@@ -8197,19 +8335,27 @@
             </w:pPr>
             <w:r>
               <w:rPr>
+                <w:b/>
+                <w:sz w:val="18"/>
+                <w:szCs w:val="18"/>
+                <w:lang w:val="uk-UA"/>
+              </w:rPr>
+              <w:t>Адреса для листування:</w:t>
+            </w:r>
+            <w:r>
+              <w:rPr>
                 <w:sz w:val="16"/>
                 <w:szCs w:val="16"/>
                 <w:lang w:val="uk-UA"/>
               </w:rPr>
-              <w:t xml:space="preserve">Адреса для листування: </w:t>
+              <w:t xml:space="preserve"> </w:t>
             </w:r>
             <w:sdt>
               <w:sdtPr>
                 <w:rPr>
-                  <w:b/>
                   <w:bCs/>
-                  <w:sz w:val="16"/>
-                  <w:szCs w:val="16"/>
+                  <w:sz w:val="18"/>
+                  <w:szCs w:val="18"/>
                   <w:lang w:val="uk-UA"/>
                 </w:rPr>
                 <w:alias w:val="CstCorrespAddress"/>
@@ -8222,6 +8368,7 @@
                 <w15:appearance w15:val="tags"/>
                 <w:text/>
               </w:sdtPr>
+              <w:sdtEndPr/>
               <w:sdtContent>
                 <w:r>
                   <w:rPr>
@@ -8245,8 +8392,9 @@
             <w:proofErr w:type="spellStart"/>
             <w:r>
               <w:rPr>
-                <w:sz w:val="16"/>
-                <w:szCs w:val="16"/>
+                <w:b/>
+                <w:sz w:val="18"/>
+                <w:szCs w:val="18"/>
                 <w:lang w:val="uk-UA"/>
               </w:rPr>
               <w:t>Тел</w:t>
@@ -8254,18 +8402,26 @@
             <w:proofErr w:type="spellEnd"/>
             <w:r>
               <w:rPr>
+                <w:b/>
+                <w:sz w:val="18"/>
+                <w:szCs w:val="18"/>
+                <w:lang w:val="uk-UA"/>
+              </w:rPr>
+              <w:t>.:</w:t>
+            </w:r>
+            <w:r>
+              <w:rPr>
                 <w:sz w:val="16"/>
                 <w:szCs w:val="16"/>
                 <w:lang w:val="uk-UA"/>
               </w:rPr>
-              <w:t xml:space="preserve">.: </w:t>
+              <w:t xml:space="preserve"> </w:t>
             </w:r>
             <w:sdt>
               <w:sdtPr>
                 <w:rPr>
-                  <w:b/>
-                  <w:sz w:val="16"/>
-                  <w:szCs w:val="16"/>
+                  <w:sz w:val="18"/>
+                  <w:szCs w:val="18"/>
                   <w:lang w:val="uk-UA"/>
                 </w:rPr>
                 <w:alias w:val="CstPhone"/>
@@ -8278,6 +8434,7 @@
                 <w15:appearance w15:val="tags"/>
                 <w:text/>
               </w:sdtPr>
+              <w:sdtEndPr/>
               <w:sdtContent>
                 <w:r>
                   <w:rPr>
@@ -8300,11 +8457,29 @@
             </w:pPr>
             <w:r>
               <w:rPr>
+                <w:b/>
+                <w:sz w:val="18"/>
+                <w:szCs w:val="18"/>
+                <w:lang w:val="uk-UA"/>
+              </w:rPr>
+              <w:t>факс:</w:t>
+            </w:r>
+            <w:r>
+              <w:rPr>
+                <w:b/>
+                <w:sz w:val="18"/>
+                <w:szCs w:val="18"/>
+                <w:lang w:val="uk-UA"/>
+              </w:rPr>
+              <w:t xml:space="preserve"> </w:t>
+            </w:r>
+            <w:r>
+              <w:rPr>
                 <w:sz w:val="16"/>
                 <w:szCs w:val="16"/>
                 <w:lang w:val="uk-UA"/>
               </w:rPr>
-              <w:t>факс:_____________________________</w:t>
+              <w:t>_____________________________</w:t>
             </w:r>
           </w:p>
           <w:p>
@@ -8319,19 +8494,27 @@
             </w:pPr>
             <w:r>
               <w:rPr>
+                <w:b/>
+                <w:sz w:val="18"/>
+                <w:szCs w:val="18"/>
+                <w:lang w:val="uk-UA"/>
+              </w:rPr>
+              <w:t>Код ЄДРПОУ:</w:t>
+            </w:r>
+            <w:r>
+              <w:rPr>
                 <w:sz w:val="16"/>
                 <w:szCs w:val="16"/>
                 <w:lang w:val="uk-UA"/>
               </w:rPr>
-              <w:t xml:space="preserve">Код ЄДРПОУ: </w:t>
+              <w:t xml:space="preserve"> </w:t>
             </w:r>
             <w:sdt>
               <w:sdtPr>
                 <w:rPr>
-                  <w:b/>
                   <w:bCs/>
-                  <w:sz w:val="16"/>
-                  <w:szCs w:val="16"/>
+                  <w:sz w:val="18"/>
+                  <w:szCs w:val="18"/>
                   <w:lang w:val="uk-UA"/>
                 </w:rPr>
                 <w:alias w:val="CstEDRPOU"/>
@@ -8344,6 +8527,7 @@
                 <w15:appearance w15:val="tags"/>
                 <w:text/>
               </w:sdtPr>
+              <w:sdtEndPr/>
               <w:sdtContent>
                 <w:r>
                   <w:rPr>
@@ -8366,19 +8550,35 @@
             </w:pPr>
             <w:r>
               <w:rPr>
+                <w:b/>
+                <w:sz w:val="18"/>
+                <w:szCs w:val="18"/>
+                <w:lang w:val="uk-UA"/>
+              </w:rPr>
+              <w:t>Банк</w:t>
+            </w:r>
+            <w:r>
+              <w:rPr>
                 <w:sz w:val="16"/>
                 <w:szCs w:val="16"/>
                 <w:lang w:val="uk-UA"/>
               </w:rPr>
-              <w:t xml:space="preserve">Банк </w:t>
+              <w:t>:</w:t>
+            </w:r>
+            <w:r>
+              <w:rPr>
+                <w:sz w:val="16"/>
+                <w:szCs w:val="16"/>
+                <w:lang w:val="uk-UA"/>
+              </w:rPr>
+              <w:t xml:space="preserve"> </w:t>
             </w:r>
             <w:sdt>
               <w:sdtPr>
                 <w:rPr>
-                  <w:b/>
                   <w:bCs/>
-                  <w:sz w:val="16"/>
-                  <w:szCs w:val="16"/>
+                  <w:sz w:val="18"/>
+                  <w:szCs w:val="18"/>
                   <w:lang w:val="uk-UA"/>
                 </w:rPr>
                 <w:alias w:val="CstBankName"/>
@@ -8391,6 +8591,7 @@
                 <w15:appearance w15:val="tags"/>
                 <w:text/>
               </w:sdtPr>
+              <w:sdtEndPr/>
               <w:sdtContent>
                 <w:r>
                   <w:rPr>
@@ -8413,19 +8614,27 @@
             </w:pPr>
             <w:r>
               <w:rPr>
+                <w:b/>
+                <w:sz w:val="18"/>
+                <w:szCs w:val="18"/>
+                <w:lang w:val="uk-UA"/>
+              </w:rPr>
+              <w:t>МФО:</w:t>
+            </w:r>
+            <w:r>
+              <w:rPr>
                 <w:sz w:val="16"/>
                 <w:szCs w:val="16"/>
                 <w:lang w:val="uk-UA"/>
               </w:rPr>
-              <w:t xml:space="preserve">МФО: </w:t>
+              <w:t xml:space="preserve"> </w:t>
             </w:r>
             <w:sdt>
               <w:sdtPr>
                 <w:rPr>
-                  <w:b/>
                   <w:bCs/>
-                  <w:sz w:val="16"/>
-                  <w:szCs w:val="16"/>
+                  <w:sz w:val="18"/>
+                  <w:szCs w:val="18"/>
                   <w:lang w:val="uk-UA"/>
                 </w:rPr>
                 <w:alias w:val="CstBankMFO"/>
@@ -8438,6 +8647,7 @@
                 <w15:appearance w15:val="tags"/>
                 <w:text/>
               </w:sdtPr>
+              <w:sdtEndPr/>
               <w:sdtContent>
                 <w:r>
                   <w:rPr>
@@ -8460,19 +8670,27 @@
             </w:pPr>
             <w:r>
               <w:rPr>
+                <w:b/>
+                <w:sz w:val="18"/>
+                <w:szCs w:val="18"/>
+                <w:lang w:val="uk-UA"/>
+              </w:rPr>
+              <w:t>р/р</w:t>
+            </w:r>
+            <w:r>
+              <w:rPr>
                 <w:sz w:val="16"/>
                 <w:szCs w:val="16"/>
                 <w:lang w:val="uk-UA"/>
               </w:rPr>
-              <w:t xml:space="preserve">р/р </w:t>
+              <w:t xml:space="preserve"> </w:t>
             </w:r>
             <w:sdt>
               <w:sdtPr>
                 <w:rPr>
-                  <w:b/>
                   <w:bCs/>
-                  <w:sz w:val="16"/>
-                  <w:szCs w:val="16"/>
+                  <w:sz w:val="18"/>
+                  <w:szCs w:val="18"/>
                   <w:lang w:val="uk-UA"/>
                 </w:rPr>
                 <w:alias w:val="CstAcc"/>
@@ -8485,6 +8703,7 @@
                 <w15:appearance w15:val="tags"/>
                 <w:text/>
               </w:sdtPr>
+              <w:sdtEndPr/>
               <w:sdtContent>
                 <w:r>
                   <w:rPr>
@@ -8507,35 +8726,45 @@
             </w:pPr>
             <w:r>
               <w:rPr>
+                <w:b/>
+                <w:sz w:val="18"/>
+                <w:szCs w:val="18"/>
+                <w:lang w:val="uk-UA"/>
+              </w:rPr>
+              <w:t>Свідоцтво №</w:t>
+            </w:r>
+            <w:r>
+              <w:rPr>
                 <w:sz w:val="16"/>
                 <w:szCs w:val="16"/>
                 <w:lang w:val="uk-UA"/>
               </w:rPr>
-              <w:t xml:space="preserve">Свідоцтво № </w:t>
+              <w:t xml:space="preserve"> </w:t>
             </w:r>
             <w:sdt>
               <w:sdtPr>
                 <w:rPr>
-                  <w:b/>
                   <w:bCs/>
-                  <w:sz w:val="16"/>
-                  <w:szCs w:val="16"/>
+                  <w:sz w:val="18"/>
+                  <w:szCs w:val="18"/>
                   <w:lang w:val="uk-UA"/>
                 </w:rPr>
-                <w:alias w:val="CstAcc"/>
-                <w:tag w:val="CstAcc"/>
-                <w:id w:val="1575388416"/>
+                <w:alias w:val="CstRegNumber"/>
+                <w:tag w:val="CstRegNumber"/>
+                <w:id w:val="-1794891208"/>
                 <w:placeholder>
-                  <w:docPart w:val="C455EA125D014CAE89D55F5521183762"/>
+                  <w:docPart w:val="DBE775ABB77A4616B0D33D244704C716"/>
                 </w:placeholder>
                 <w:showingPlcHdr/>
                 <w15:appearance w15:val="tags"/>
                 <w:text/>
               </w:sdtPr>
+              <w:sdtEndPr/>
               <w:sdtContent>
                 <w:r>
                   <w:rPr>
                     <w:rStyle w:val="ad"/>
+                    <w:lang w:val="uk-UA"/>
                   </w:rPr>
                   <w:t>Место для ввода текста.</w:t>
                 </w:r>
@@ -8543,35 +8772,58 @@
             </w:sdt>
             <w:r>
               <w:rPr>
+                <w:sz w:val="18"/>
+                <w:szCs w:val="18"/>
+                <w:lang w:val="uk-UA"/>
+              </w:rPr>
+              <w:t xml:space="preserve"> </w:t>
+            </w:r>
+            <w:r>
+              <w:rPr>
+                <w:sz w:val="18"/>
+                <w:szCs w:val="18"/>
+                <w:lang w:val="uk-UA"/>
+              </w:rPr>
+              <w:t>від</w:t>
+            </w:r>
+            <w:r>
+              <w:rPr>
                 <w:sz w:val="16"/>
                 <w:szCs w:val="16"/>
                 <w:lang w:val="uk-UA"/>
               </w:rPr>
-              <w:t xml:space="preserve"> від </w:t>
+              <w:t xml:space="preserve"> </w:t>
+            </w:r>
+            <w:r>
+              <w:rPr>
+                <w:sz w:val="16"/>
+                <w:szCs w:val="16"/>
+              </w:rPr>
+              <w:t xml:space="preserve"> </w:t>
             </w:r>
             <w:sdt>
               <w:sdtPr>
                 <w:rPr>
-                  <w:b/>
-                  <w:bCs/>
-                  <w:sz w:val="16"/>
-                  <w:szCs w:val="16"/>
+                  <w:sz w:val="18"/>
+                  <w:szCs w:val="18"/>
                   <w:lang w:val="uk-UA"/>
                 </w:rPr>
-                <w:alias w:val="CstAcc"/>
-                <w:tag w:val="CstAcc"/>
-                <w:id w:val="1488436807"/>
+                <w:alias w:val="CstRegData"/>
+                <w:tag w:val="CstRegData"/>
+                <w:id w:val="1267500302"/>
                 <w:placeholder>
-                  <w:docPart w:val="509CA985EFC54A8D979341C098064DD9"/>
+                  <w:docPart w:val="DBE775ABB77A4616B0D33D244704C716"/>
                 </w:placeholder>
                 <w:showingPlcHdr/>
                 <w15:appearance w15:val="tags"/>
                 <w:text/>
               </w:sdtPr>
+              <w:sdtEndPr/>
               <w:sdtContent>
                 <w:r>
                   <w:rPr>
                     <w:rStyle w:val="ad"/>
+                    <w:lang w:val="uk-UA"/>
                   </w:rPr>
                   <w:t>Место для ввода текста.</w:t>
                 </w:r>
@@ -8591,6 +8843,7 @@
               <w:ind w:right="-108"/>
               <w:rPr>
                 <w:b/>
+                <w:bCs/>
                 <w:sz w:val="16"/>
                 <w:szCs w:val="16"/>
                 <w:lang w:val="uk-UA"/>
@@ -8598,19 +8851,83 @@
             </w:pPr>
             <w:r>
               <w:rPr>
+                <w:b/>
+                <w:sz w:val="18"/>
+                <w:szCs w:val="18"/>
+                <w:lang w:val="uk-UA"/>
+              </w:rPr>
+              <w:t>Є платником</w:t>
+            </w:r>
+            <w:r>
+              <w:rPr>
                 <w:sz w:val="16"/>
                 <w:szCs w:val="16"/>
-                <w:lang w:val="uk-UA"/>
-              </w:rPr>
-              <w:t xml:space="preserve">Індивідуальний податковий № </w:t>
+              </w:rPr>
+              <w:t xml:space="preserve"> </w:t>
             </w:r>
             <w:sdt>
               <w:sdtPr>
                 <w:rPr>
-                  <w:b/>
                   <w:bCs/>
-                  <w:sz w:val="16"/>
-                  <w:szCs w:val="16"/>
+                  <w:sz w:val="18"/>
+                  <w:szCs w:val="18"/>
+                  <w:lang w:val="uk-UA"/>
+                </w:rPr>
+                <w:alias w:val="CstVATType"/>
+                <w:tag w:val="CstVATType"/>
+                <w:id w:val="25303977"/>
+                <w:placeholder>
+                  <w:docPart w:val="7C43586EDCA84E7BB906B5F73EF67555"/>
+                </w:placeholder>
+                <w:showingPlcHdr/>
+                <w15:appearance w15:val="tags"/>
+                <w:text/>
+              </w:sdtPr>
+              <w:sdtEndPr/>
+              <w:sdtContent>
+                <w:r>
+                  <w:rPr>
+                    <w:rStyle w:val="ad"/>
+                    <w:lang w:val="uk-UA"/>
+                  </w:rPr>
+                  <w:t>Место для ввода текста.</w:t>
+                </w:r>
+              </w:sdtContent>
+            </w:sdt>
+          </w:p>
+          <w:p>
+            <w:pPr>
+              <w:ind w:right="-108"/>
+              <w:rPr>
+                <w:b/>
+                <w:sz w:val="16"/>
+                <w:szCs w:val="16"/>
+                <w:lang w:val="uk-UA"/>
+              </w:rPr>
+            </w:pPr>
+            <w:r>
+              <w:rPr>
+                <w:b/>
+                <w:sz w:val="18"/>
+                <w:szCs w:val="18"/>
+                <w:lang w:val="uk-UA"/>
+              </w:rPr>
+              <w:t>Індивідуальний податковий №</w:t>
+            </w:r>
+            <w:r>
+              <w:rPr>
+                <w:sz w:val="16"/>
+                <w:szCs w:val="16"/>
+                <w:lang w:val="uk-UA"/>
+              </w:rPr>
+              <w:t xml:space="preserve"> </w:t>
+            </w:r>
+            <w:sdt>
+              <w:sdtPr>
+                <w:rPr>
+                  <w:bCs/>
+                  <w:sz w:val="18"/>
+                  <w:szCs w:val="18"/>
                   <w:lang w:val="uk-UA"/>
                 </w:rPr>
                 <w:alias w:val="CstVAT"/>
@@ -8623,6 +8940,7 @@
                 <w15:appearance w15:val="tags"/>
                 <w:text/>
               </w:sdtPr>
+              <w:sdtEndPr/>
               <w:sdtContent>
                 <w:r>
                   <w:rPr>
@@ -8640,84 +8958,41 @@
                 <w:b/>
                 <w:sz w:val="16"/>
                 <w:szCs w:val="16"/>
-              </w:rPr>
-            </w:pPr>
+                <w:lang w:val="uk-UA"/>
+              </w:rPr>
+            </w:pPr>
+            <w:r>
+              <w:rPr>
+                <w:b/>
+                <w:sz w:val="18"/>
+                <w:szCs w:val="18"/>
+                <w:lang w:val="uk-UA"/>
+              </w:rPr>
+              <w:t>http://</w:t>
+            </w:r>
             <w:r>
               <w:rPr>
                 <w:sz w:val="16"/>
                 <w:szCs w:val="16"/>
                 <w:lang w:val="uk-UA"/>
               </w:rPr>
-              <w:t>Є платником</w:t>
+              <w:t>_________________________________</w:t>
             </w:r>
-            <w:r>
+          </w:p>
+          <w:p>
+            <w:pPr>
+              <w:ind w:right="-108"/>
               <w:rPr>
                 <w:sz w:val="16"/>
                 <w:szCs w:val="16"/>
-              </w:rPr>
-              <w:t xml:space="preserve"> </w:t>
-            </w:r>
-            <w:sdt>
-              <w:sdtPr>
-                <w:rPr>
-                  <w:b/>
-                  <w:bCs/>
-                  <w:sz w:val="16"/>
-                  <w:szCs w:val="16"/>
-                  <w:lang w:val="uk-UA"/>
-                </w:rPr>
-                <w:alias w:val="CstVATType"/>
-                <w:tag w:val="CstVATType"/>
-                <w:id w:val="25303977"/>
-                <w:placeholder>
-                  <w:docPart w:val="7B06FC09222F4E70B8EFB1F841E8F04A"/>
-                </w:placeholder>
-                <w:showingPlcHdr/>
-                <w15:appearance w15:val="tags"/>
-                <w:text/>
-              </w:sdtPr>
-              <w:sdtContent>
-                <w:r>
-                  <w:rPr>
-                    <w:rStyle w:val="ad"/>
-                  </w:rPr>
-                  <w:t>Место для ввода текста.</w:t>
-                </w:r>
-              </w:sdtContent>
-            </w:sdt>
-          </w:p>
-          <w:p>
-            <w:pPr>
-              <w:ind w:right="-108"/>
+                <w:lang w:val="uk-UA"/>
+              </w:rPr>
+            </w:pPr>
+            <w:r>
               <w:rPr>
                 <w:b/>
-                <w:sz w:val="16"/>
-                <w:szCs w:val="16"/>
-                <w:lang w:val="uk-UA"/>
-              </w:rPr>
-            </w:pPr>
-            <w:r>
-              <w:rPr>
-                <w:sz w:val="16"/>
-                <w:szCs w:val="16"/>
-                <w:lang w:val="uk-UA"/>
-              </w:rPr>
-              <w:t>http://_________________________________</w:t>
-            </w:r>
-          </w:p>
-          <w:p>
-            <w:pPr>
-              <w:ind w:right="-108"/>
-              <w:rPr>
-                <w:sz w:val="16"/>
-                <w:szCs w:val="16"/>
-                <w:lang w:val="uk-UA"/>
-              </w:rPr>
-            </w:pPr>
-            <w:r>
-              <w:rPr>
-                <w:sz w:val="16"/>
-                <w:szCs w:val="16"/>
+                <w:sz w:val="18"/>
+                <w:szCs w:val="18"/>
                 <w:lang w:val="uk-UA"/>
               </w:rPr>
               <w:t>E-</w:t>
@@ -8725,8 +9000,9 @@
             <w:proofErr w:type="spellStart"/>
             <w:r>
               <w:rPr>
-                <w:sz w:val="16"/>
-                <w:szCs w:val="16"/>
+                <w:b/>
+                <w:sz w:val="18"/>
+                <w:szCs w:val="18"/>
                 <w:lang w:val="uk-UA"/>
               </w:rPr>
               <w:t>mail</w:t>
@@ -8734,11 +9010,20 @@
             <w:proofErr w:type="spellEnd"/>
             <w:r>
               <w:rPr>
+                <w:b/>
+                <w:sz w:val="18"/>
+                <w:szCs w:val="18"/>
+                <w:lang w:val="uk-UA"/>
+              </w:rPr>
+              <w:t>:</w:t>
+            </w:r>
+            <w:r>
+              <w:rPr>
                 <w:sz w:val="16"/>
                 <w:szCs w:val="16"/>
                 <w:lang w:val="uk-UA"/>
               </w:rPr>
-              <w:t>: _______________________________</w:t>
+              <w:t xml:space="preserve"> _______________________________</w:t>
             </w:r>
           </w:p>
           <w:p>
@@ -8755,7 +9040,7 @@
           <w:tbl>
             <w:tblPr>
               <w:tblStyle w:val="ae"/>
-              <w:tblW w:w="0" w:type="auto"/>
+              <w:tblW w:w="4772" w:type="dxa"/>
               <w:tblBorders>
                 <w:top w:val="none" w:sz="0" w:space="0" w:color="auto"/>
                 <w:left w:val="none" w:sz="0" w:space="0" w:color="auto"/>
@@ -8771,16 +9056,16 @@
               <w:tblLook w:val="04A0" w:firstRow="1" w:lastRow="0" w:firstColumn="1" w:lastColumn="0" w:noHBand="0" w:noVBand="1"/>
             </w:tblPr>
             <w:tblGrid>
-              <w:gridCol w:w="2045"/>
-              <w:gridCol w:w="3115"/>
+              <w:gridCol w:w="1891"/>
+              <w:gridCol w:w="2881"/>
             </w:tblGrid>
             <w:tr>
               <w:trPr>
-                <w:trHeight w:val="424"/>
+                <w:trHeight w:val="332"/>
               </w:trPr>
               <w:tc>
                 <w:tcPr>
-                  <w:tcW w:w="2045" w:type="dxa"/>
+                  <w:tcW w:w="1891" w:type="dxa"/>
                 </w:tcPr>
                 <w:p>
                   <w:pPr>
@@ -8804,15 +9089,7 @@
                       <w:sz w:val="18"/>
                       <w:szCs w:val="18"/>
                     </w:rPr>
-                    <w:t>______</w:t>
-                  </w:r>
-                  <w:r>
-                    <w:rPr>
-                      <w:color w:val="000000"/>
-                      <w:sz w:val="18"/>
-                      <w:szCs w:val="18"/>
-                    </w:rPr>
-                    <w:t xml:space="preserve">  </w:t>
+                    <w:t>_____</w:t>
                   </w:r>
                 </w:p>
                 <w:p>
@@ -8882,14 +9159,14 @@
               </w:tc>
               <w:tc>
                 <w:tcPr>
-                  <w:tcW w:w="3115" w:type="dxa"/>
+                  <w:tcW w:w="2881" w:type="dxa"/>
                 </w:tcPr>
                 <w:p>
                   <w:pPr>
                     <w:rPr>
                       <w:color w:val="000000"/>
-                      <w:sz w:val="16"/>
-                      <w:szCs w:val="16"/>
+                      <w:sz w:val="18"/>
+                      <w:szCs w:val="18"/>
                     </w:rPr>
                   </w:pPr>
                   <w:r>
@@ -8915,8 +9192,8 @@
                         <w:sz w:val="18"/>
                         <w:szCs w:val="18"/>
                       </w:rPr>
-                      <w:alias w:val="CstPerson"/>
-                      <w:tag w:val="CstPerson"/>
+                      <w:alias w:val="CstPerson1"/>
+                      <w:tag w:val="CstPerson1"/>
                       <w:id w:val="433098122"/>
                       <w:placeholder>
                         <w:docPart w:val="338EC937E0014780A518FFBC9989CB9E"/>
@@ -8925,6 +9202,7 @@
                       <w15:appearance w15:val="tags"/>
                       <w:text/>
                     </w:sdtPr>
+                    <w:sdtEndPr/>
                     <w:sdtContent>
                       <w:r>
                         <w:rPr>
@@ -8943,15 +9221,6 @@
                     <w:t xml:space="preserve"> /</w:t>
                   </w:r>
                 </w:p>
-                <w:p>
-                  <w:pPr>
-                    <w:rPr>
-                      <w:color w:val="000000"/>
-                      <w:sz w:val="18"/>
-                      <w:szCs w:val="18"/>
-                    </w:rPr>
-                  </w:pPr>
-                </w:p>
               </w:tc>
             </w:tr>
           </w:tbl>
@@ -8960,7 +9229,7 @@
               <w:pStyle w:val="a3"/>
               <w:rPr>
                 <w:vertAlign w:val="superscript"/>
-                <w:lang w:val="en-US"/>
+                <w:lang w:val="ru-RU"/>
               </w:rPr>
             </w:pPr>
           </w:p>
@@ -9049,10 +9318,11 @@
         <w:t xml:space="preserve">  </w:t>
       </w:r>
       <w:r>
+        <w:t xml:space="preserve">   </w:t>
+      </w:r>
+      <w:r>
         <w:rPr>
           <w:rFonts w:eastAsia="Calibri"/>
-          <w:sz w:val="16"/>
-          <w:szCs w:val="16"/>
           <w:lang w:val="uk-UA" w:eastAsia="en-US"/>
         </w:rPr>
         <w:t>П.І.Б.</w:t>
@@ -9068,9 +9338,8 @@
         <w:sdtPr>
           <w:rPr>
             <w:rFonts w:eastAsia="Calibri"/>
-            <w:b/>
-            <w:sz w:val="16"/>
-            <w:szCs w:val="16"/>
+            <w:sz w:val="18"/>
+            <w:szCs w:val="18"/>
             <w:lang w:val="uk-UA" w:eastAsia="en-US"/>
           </w:rPr>
           <w:alias w:val="CstContPerson"/>
@@ -9083,6 +9352,7 @@
           <w15:appearance w15:val="tags"/>
           <w:text/>
         </w:sdtPr>
+        <w:sdtEndPr/>
         <w:sdtContent>
           <w:r>
             <w:rPr>
@@ -9144,12 +9414,16 @@
         <w:tab/>
         <w:t xml:space="preserve">          </w:t>
       </w:r>
+      <w:r>
+        <w:rPr>
+          <w:lang w:val="ru-RU"/>
+        </w:rPr>
+        <w:t xml:space="preserve">    </w:t>
+      </w:r>
       <w:proofErr w:type="spellStart"/>
       <w:r>
         <w:rPr>
           <w:rFonts w:eastAsia="Calibri"/>
-          <w:sz w:val="16"/>
-          <w:szCs w:val="16"/>
           <w:lang w:eastAsia="en-US"/>
         </w:rPr>
         <w:t>тел</w:t>
@@ -9158,8 +9432,6 @@
       <w:r>
         <w:rPr>
           <w:rFonts w:eastAsia="Calibri"/>
-          <w:sz w:val="16"/>
-          <w:szCs w:val="16"/>
           <w:lang w:eastAsia="en-US"/>
         </w:rPr>
         <w:t>.:</w:t>
@@ -9175,9 +9447,8 @@
         <w:sdtPr>
           <w:rPr>
             <w:rFonts w:eastAsia="Calibri"/>
-            <w:b/>
-            <w:sz w:val="16"/>
-            <w:szCs w:val="16"/>
+            <w:sz w:val="18"/>
+            <w:szCs w:val="18"/>
             <w:lang w:eastAsia="en-US"/>
           </w:rPr>
           <w:alias w:val="CstContPersonPhone"/>
@@ -9190,6 +9461,7 @@
           <w15:appearance w15:val="tags"/>
           <w:text/>
         </w:sdtPr>
+        <w:sdtEndPr/>
         <w:sdtContent>
           <w:r>
             <w:rPr>
@@ -9215,6 +9487,7 @@
           <w:sz w:val="18"/>
           <w:szCs w:val="18"/>
         </w:rPr>
+        <w:lastRenderedPageBreak/>
         <w:t xml:space="preserve">                                                        </w:t>
       </w:r>
       <w:r>
@@ -11948,7 +12221,6 @@
                               </w:rPr>
                               <w:t xml:space="preserve">       </w:t>
                             </w:r>
-                            <w:proofErr w:type="spellStart"/>
                             <w:r>
                               <w:rPr>
                                 <w:rFonts w:ascii="Times New Roman" w:hAnsi="Times New Roman" w:cs="Times New Roman"/>
@@ -11957,40 +12229,7 @@
                                 <w:sz w:val="20"/>
                                 <w:szCs w:val="20"/>
                               </w:rPr>
-                              <w:t>Керівник</w:t>
-                            </w:r>
-                            <w:proofErr w:type="spellEnd"/>
-                            <w:r>
-                              <w:rPr>
-                                <w:rFonts w:ascii="Times New Roman" w:hAnsi="Times New Roman" w:cs="Times New Roman"/>
-                                <w:b w:val="0"/>
-                                <w:i w:val="0"/>
-                                <w:sz w:val="20"/>
-                                <w:szCs w:val="20"/>
-                              </w:rPr>
-                              <w:t xml:space="preserve"> </w:t>
-                            </w:r>
-                            <w:proofErr w:type="spellStart"/>
-                            <w:r>
-                              <w:rPr>
-                                <w:rFonts w:ascii="Times New Roman" w:hAnsi="Times New Roman" w:cs="Times New Roman"/>
-                                <w:b w:val="0"/>
-                                <w:i w:val="0"/>
-                                <w:sz w:val="20"/>
-                                <w:szCs w:val="20"/>
-                              </w:rPr>
-                              <w:t>організації</w:t>
-                            </w:r>
-                            <w:proofErr w:type="spellEnd"/>
-                            <w:r>
-                              <w:rPr>
-                                <w:rFonts w:ascii="Times New Roman" w:hAnsi="Times New Roman" w:cs="Times New Roman"/>
-                                <w:b w:val="0"/>
-                                <w:i w:val="0"/>
-                                <w:sz w:val="20"/>
-                                <w:szCs w:val="20"/>
-                              </w:rPr>
-                              <w:t xml:space="preserve">                                </w:t>
+                              <w:t xml:space="preserve">Керівник організації                                </w:t>
                             </w:r>
                             <w:r>
                               <w:rPr>
@@ -12021,20 +12260,8 @@
                                 <w:sz w:val="20"/>
                                 <w:szCs w:val="20"/>
                               </w:rPr>
-                              <w:t xml:space="preserve">Бухгалтер </w:t>
+                              <w:t>Бухгалтер організації</w:t>
                             </w:r>
-                            <w:proofErr w:type="spellStart"/>
-                            <w:r>
-                              <w:rPr>
-                                <w:rFonts w:ascii="Times New Roman" w:hAnsi="Times New Roman" w:cs="Times New Roman"/>
-                                <w:b w:val="0"/>
-                                <w:i w:val="0"/>
-                                <w:sz w:val="20"/>
-                                <w:szCs w:val="20"/>
-                              </w:rPr>
-                              <w:t>організації</w:t>
-                            </w:r>
-                            <w:proofErr w:type="spellEnd"/>
                           </w:p>
                           <w:p>
                             <w:pPr>
@@ -12059,14 +12286,12 @@
                               </w:rPr>
                               <w:t xml:space="preserve">       </w:t>
                             </w:r>
-                            <w:proofErr w:type="spellStart"/>
                             <w:r>
                               <w:rPr>
                                 <w:bCs/>
                               </w:rPr>
                               <w:t>платника</w:t>
                             </w:r>
-                            <w:proofErr w:type="spellEnd"/>
                             <w:r>
                               <w:rPr>
                                 <w:b/>
@@ -12095,14 +12320,12 @@
                               </w:rPr>
                               <w:t xml:space="preserve">        </w:t>
                             </w:r>
-                            <w:proofErr w:type="spellStart"/>
                             <w:r>
                               <w:rPr>
                                 <w:bCs/>
                               </w:rPr>
                               <w:t>платника</w:t>
                             </w:r>
-                            <w:proofErr w:type="spellEnd"/>
                             <w:r>
                               <w:rPr>
                                 <w:b/>
@@ -12125,7 +12348,6 @@
                               </w:rPr>
                               <w:t xml:space="preserve">                                                М.П.   </w:t>
                             </w:r>
-                            <w:proofErr w:type="spellStart"/>
                             <w:r>
                               <w:rPr>
                                 <w:bCs/>
@@ -12133,37 +12355,7 @@
                                 <w:sz w:val="18"/>
                                 <w:szCs w:val="18"/>
                               </w:rPr>
-                              <w:t>підпис</w:t>
-                            </w:r>
-                            <w:proofErr w:type="spellEnd"/>
-                            <w:r>
-                              <w:rPr>
-                                <w:bCs/>
-                                <w:i/>
-                                <w:sz w:val="18"/>
-                                <w:szCs w:val="18"/>
-                              </w:rPr>
-                              <w:t xml:space="preserve">                ПІБ                                                                             </w:t>
-                            </w:r>
-                            <w:proofErr w:type="spellStart"/>
-                            <w:r>
-                              <w:rPr>
-                                <w:bCs/>
-                                <w:i/>
-                                <w:sz w:val="18"/>
-                                <w:szCs w:val="18"/>
-                              </w:rPr>
-                              <w:t>підпис</w:t>
-                            </w:r>
-                            <w:proofErr w:type="spellEnd"/>
-                            <w:r>
-                              <w:rPr>
-                                <w:bCs/>
-                                <w:i/>
-                                <w:sz w:val="18"/>
-                                <w:szCs w:val="18"/>
-                              </w:rPr>
-                              <w:t xml:space="preserve">              ПІБ</w:t>
+                              <w:t>підпис                ПІБ                                                                             підпис              ПІБ</w:t>
                             </w:r>
                           </w:p>
                           <w:p>
@@ -12288,7 +12480,6 @@
                         </w:rPr>
                         <w:t xml:space="preserve">       </w:t>
                       </w:r>
-                      <w:proofErr w:type="spellStart"/>
                       <w:r>
                         <w:rPr>
                           <w:rFonts w:ascii="Times New Roman" w:hAnsi="Times New Roman" w:cs="Times New Roman"/>
@@ -12297,40 +12488,7 @@
                           <w:sz w:val="20"/>
                           <w:szCs w:val="20"/>
                         </w:rPr>
-                        <w:t>Керівник</w:t>
-                      </w:r>
-                      <w:proofErr w:type="spellEnd"/>
-                      <w:r>
-                        <w:rPr>
-                          <w:rFonts w:ascii="Times New Roman" w:hAnsi="Times New Roman" w:cs="Times New Roman"/>
-                          <w:b w:val="0"/>
-                          <w:i w:val="0"/>
-                          <w:sz w:val="20"/>
-                          <w:szCs w:val="20"/>
-                        </w:rPr>
-                        <w:t xml:space="preserve"> </w:t>
-                      </w:r>
-                      <w:proofErr w:type="spellStart"/>
-                      <w:r>
-                        <w:rPr>
-                          <w:rFonts w:ascii="Times New Roman" w:hAnsi="Times New Roman" w:cs="Times New Roman"/>
-                          <w:b w:val="0"/>
-                          <w:i w:val="0"/>
-                          <w:sz w:val="20"/>
-                          <w:szCs w:val="20"/>
-                        </w:rPr>
-                        <w:t>організації</w:t>
-                      </w:r>
-                      <w:proofErr w:type="spellEnd"/>
-                      <w:r>
-                        <w:rPr>
-                          <w:rFonts w:ascii="Times New Roman" w:hAnsi="Times New Roman" w:cs="Times New Roman"/>
-                          <w:b w:val="0"/>
-                          <w:i w:val="0"/>
-                          <w:sz w:val="20"/>
-                          <w:szCs w:val="20"/>
-                        </w:rPr>
-                        <w:t xml:space="preserve">                                </w:t>
+                        <w:t xml:space="preserve">Керівник організації                                </w:t>
                       </w:r>
                       <w:r>
                         <w:rPr>
@@ -12361,20 +12519,8 @@
                           <w:sz w:val="20"/>
                           <w:szCs w:val="20"/>
                         </w:rPr>
-                        <w:t xml:space="preserve">Бухгалтер </w:t>
+                        <w:t>Бухгалтер організації</w:t>
                       </w:r>
-                      <w:proofErr w:type="spellStart"/>
-                      <w:r>
-                        <w:rPr>
-                          <w:rFonts w:ascii="Times New Roman" w:hAnsi="Times New Roman" w:cs="Times New Roman"/>
-                          <w:b w:val="0"/>
-                          <w:i w:val="0"/>
-                          <w:sz w:val="20"/>
-                          <w:szCs w:val="20"/>
-                        </w:rPr>
-                        <w:t>організації</w:t>
-                      </w:r>
-                      <w:proofErr w:type="spellEnd"/>
                     </w:p>
                     <w:p>
                       <w:pPr>
@@ -12399,14 +12545,12 @@
                         </w:rPr>
                         <w:t xml:space="preserve">       </w:t>
                       </w:r>
-                      <w:proofErr w:type="spellStart"/>
                       <w:r>
                         <w:rPr>
                           <w:bCs/>
                         </w:rPr>
                         <w:t>платника</w:t>
                       </w:r>
-                      <w:proofErr w:type="spellEnd"/>
                       <w:r>
                         <w:rPr>
                           <w:b/>
@@ -12435,14 +12579,12 @@
                         </w:rPr>
                         <w:t xml:space="preserve">        </w:t>
                       </w:r>
-                      <w:proofErr w:type="spellStart"/>
                       <w:r>
                         <w:rPr>
                           <w:bCs/>
                         </w:rPr>
                         <w:t>платника</w:t>
                       </w:r>
-                      <w:proofErr w:type="spellEnd"/>
                       <w:r>
                         <w:rPr>
                           <w:b/>
@@ -12465,7 +12607,6 @@
                         </w:rPr>
                         <w:t xml:space="preserve">                                                М.П.   </w:t>
                       </w:r>
-                      <w:proofErr w:type="spellStart"/>
                       <w:r>
                         <w:rPr>
                           <w:bCs/>
@@ -12473,37 +12614,7 @@
                           <w:sz w:val="18"/>
                           <w:szCs w:val="18"/>
                         </w:rPr>
-                        <w:t>підпис</w:t>
-                      </w:r>
-                      <w:proofErr w:type="spellEnd"/>
-                      <w:r>
-                        <w:rPr>
-                          <w:bCs/>
-                          <w:i/>
-                          <w:sz w:val="18"/>
-                          <w:szCs w:val="18"/>
-                        </w:rPr>
-                        <w:t xml:space="preserve">                ПІБ                                                                             </w:t>
-                      </w:r>
-                      <w:proofErr w:type="spellStart"/>
-                      <w:r>
-                        <w:rPr>
-                          <w:bCs/>
-                          <w:i/>
-                          <w:sz w:val="18"/>
-                          <w:szCs w:val="18"/>
-                        </w:rPr>
-                        <w:t>підпис</w:t>
-                      </w:r>
-                      <w:proofErr w:type="spellEnd"/>
-                      <w:r>
-                        <w:rPr>
-                          <w:bCs/>
-                          <w:i/>
-                          <w:sz w:val="18"/>
-                          <w:szCs w:val="18"/>
-                        </w:rPr>
-                        <w:t xml:space="preserve">              ПІБ</w:t>
+                        <w:t>підпис                ПІБ                                                                             підпис              ПІБ</w:t>
                       </w:r>
                     </w:p>
                     <w:p>
@@ -13671,12 +13782,6 @@
         <w:gridCol w:w="991"/>
       </w:tblGrid>
       <w:tr>
-        <w:tblPrEx>
-          <w:tblCellMar>
-            <w:top w:w="0" w:type="dxa"/>
-            <w:bottom w:w="0" w:type="dxa"/>
-          </w:tblCellMar>
-        </w:tblPrEx>
         <w:trPr>
           <w:cantSplit/>
           <w:trHeight w:hRule="exact" w:val="1531"/>
@@ -13876,12 +13981,6 @@
         </w:tc>
       </w:tr>
       <w:tr>
-        <w:tblPrEx>
-          <w:tblCellMar>
-            <w:top w:w="0" w:type="dxa"/>
-            <w:bottom w:w="0" w:type="dxa"/>
-          </w:tblCellMar>
-        </w:tblPrEx>
         <w:trPr>
           <w:cantSplit/>
           <w:trHeight w:val="398"/>
@@ -14048,12 +14147,6 @@
         </w:tc>
       </w:tr>
       <w:tr>
-        <w:tblPrEx>
-          <w:tblCellMar>
-            <w:top w:w="0" w:type="dxa"/>
-            <w:bottom w:w="0" w:type="dxa"/>
-          </w:tblCellMar>
-        </w:tblPrEx>
         <w:trPr>
           <w:cantSplit/>
           <w:trHeight w:val="399"/>
@@ -14220,12 +14313,6 @@
         </w:tc>
       </w:tr>
       <w:tr>
-        <w:tblPrEx>
-          <w:tblCellMar>
-            <w:top w:w="0" w:type="dxa"/>
-            <w:bottom w:w="0" w:type="dxa"/>
-          </w:tblCellMar>
-        </w:tblPrEx>
         <w:trPr>
           <w:cantSplit/>
           <w:trHeight w:val="399"/>
@@ -14392,12 +14479,6 @@
         </w:tc>
       </w:tr>
       <w:tr>
-        <w:tblPrEx>
-          <w:tblCellMar>
-            <w:top w:w="0" w:type="dxa"/>
-            <w:bottom w:w="0" w:type="dxa"/>
-          </w:tblCellMar>
-        </w:tblPrEx>
         <w:trPr>
           <w:cantSplit/>
           <w:trHeight w:val="395"/>
@@ -14564,12 +14645,6 @@
         </w:tc>
       </w:tr>
       <w:tr>
-        <w:tblPrEx>
-          <w:tblCellMar>
-            <w:top w:w="0" w:type="dxa"/>
-            <w:bottom w:w="0" w:type="dxa"/>
-          </w:tblCellMar>
-        </w:tblPrEx>
         <w:trPr>
           <w:cantSplit/>
           <w:trHeight w:hRule="exact" w:val="394"/>
@@ -14736,12 +14811,6 @@
         </w:tc>
       </w:tr>
       <w:tr>
-        <w:tblPrEx>
-          <w:tblCellMar>
-            <w:top w:w="0" w:type="dxa"/>
-            <w:bottom w:w="0" w:type="dxa"/>
-          </w:tblCellMar>
-        </w:tblPrEx>
         <w:trPr>
           <w:cantSplit/>
           <w:trHeight w:hRule="exact" w:val="394"/>
@@ -14908,12 +14977,6 @@
         </w:tc>
       </w:tr>
       <w:tr>
-        <w:tblPrEx>
-          <w:tblCellMar>
-            <w:top w:w="0" w:type="dxa"/>
-            <w:bottom w:w="0" w:type="dxa"/>
-          </w:tblCellMar>
-        </w:tblPrEx>
         <w:trPr>
           <w:cantSplit/>
           <w:trHeight w:val="395"/>
@@ -15080,12 +15143,6 @@
         </w:tc>
       </w:tr>
       <w:tr>
-        <w:tblPrEx>
-          <w:tblCellMar>
-            <w:top w:w="0" w:type="dxa"/>
-            <w:bottom w:w="0" w:type="dxa"/>
-          </w:tblCellMar>
-        </w:tblPrEx>
         <w:trPr>
           <w:cantSplit/>
           <w:trHeight w:hRule="exact" w:val="394"/>
@@ -15252,12 +15309,6 @@
         </w:tc>
       </w:tr>
       <w:tr>
-        <w:tblPrEx>
-          <w:tblCellMar>
-            <w:top w:w="0" w:type="dxa"/>
-            <w:bottom w:w="0" w:type="dxa"/>
-          </w:tblCellMar>
-        </w:tblPrEx>
         <w:trPr>
           <w:cantSplit/>
           <w:trHeight w:hRule="exact" w:val="394"/>
@@ -15424,12 +15475,6 @@
         </w:tc>
       </w:tr>
       <w:tr>
-        <w:tblPrEx>
-          <w:tblCellMar>
-            <w:top w:w="0" w:type="dxa"/>
-            <w:bottom w:w="0" w:type="dxa"/>
-          </w:tblCellMar>
-        </w:tblPrEx>
         <w:trPr>
           <w:cantSplit/>
           <w:trHeight w:val="395"/>
@@ -15596,12 +15641,6 @@
         </w:tc>
       </w:tr>
       <w:tr>
-        <w:tblPrEx>
-          <w:tblCellMar>
-            <w:top w:w="0" w:type="dxa"/>
-            <w:bottom w:w="0" w:type="dxa"/>
-          </w:tblCellMar>
-        </w:tblPrEx>
         <w:trPr>
           <w:cantSplit/>
           <w:trHeight w:hRule="exact" w:val="394"/>
@@ -15768,12 +15807,6 @@
         </w:tc>
       </w:tr>
       <w:tr>
-        <w:tblPrEx>
-          <w:tblCellMar>
-            <w:top w:w="0" w:type="dxa"/>
-            <w:bottom w:w="0" w:type="dxa"/>
-          </w:tblCellMar>
-        </w:tblPrEx>
         <w:trPr>
           <w:cantSplit/>
           <w:trHeight w:hRule="exact" w:val="394"/>
@@ -16025,12 +16058,6 @@
         <w:gridCol w:w="993"/>
       </w:tblGrid>
       <w:tr>
-        <w:tblPrEx>
-          <w:tblCellMar>
-            <w:top w:w="0" w:type="dxa"/>
-            <w:bottom w:w="0" w:type="dxa"/>
-          </w:tblCellMar>
-        </w:tblPrEx>
         <w:trPr>
           <w:trHeight w:hRule="exact" w:val="1463"/>
           <w:jc w:val="center"/>
@@ -16241,12 +16268,6 @@
         </w:tc>
       </w:tr>
       <w:tr>
-        <w:tblPrEx>
-          <w:tblCellMar>
-            <w:top w:w="0" w:type="dxa"/>
-            <w:bottom w:w="0" w:type="dxa"/>
-          </w:tblCellMar>
-        </w:tblPrEx>
         <w:trPr>
           <w:cantSplit/>
           <w:trHeight w:val="370"/>
@@ -16565,12 +16586,6 @@
         </w:tc>
       </w:tr>
       <w:tr>
-        <w:tblPrEx>
-          <w:tblCellMar>
-            <w:top w:w="0" w:type="dxa"/>
-            <w:bottom w:w="0" w:type="dxa"/>
-          </w:tblCellMar>
-        </w:tblPrEx>
         <w:trPr>
           <w:cantSplit/>
           <w:trHeight w:hRule="exact" w:val="369"/>
@@ -16740,12 +16755,6 @@
         </w:tc>
       </w:tr>
       <w:tr>
-        <w:tblPrEx>
-          <w:tblCellMar>
-            <w:top w:w="0" w:type="dxa"/>
-            <w:bottom w:w="0" w:type="dxa"/>
-          </w:tblCellMar>
-        </w:tblPrEx>
         <w:trPr>
           <w:cantSplit/>
           <w:trHeight w:hRule="exact" w:val="369"/>
@@ -16915,12 +16924,6 @@
         </w:tc>
       </w:tr>
       <w:tr>
-        <w:tblPrEx>
-          <w:tblCellMar>
-            <w:top w:w="0" w:type="dxa"/>
-            <w:bottom w:w="0" w:type="dxa"/>
-          </w:tblCellMar>
-        </w:tblPrEx>
         <w:trPr>
           <w:cantSplit/>
           <w:trHeight w:val="370"/>
@@ -17090,12 +17093,6 @@
         </w:tc>
       </w:tr>
       <w:tr>
-        <w:tblPrEx>
-          <w:tblCellMar>
-            <w:top w:w="0" w:type="dxa"/>
-            <w:bottom w:w="0" w:type="dxa"/>
-          </w:tblCellMar>
-        </w:tblPrEx>
         <w:trPr>
           <w:cantSplit/>
           <w:trHeight w:hRule="exact" w:val="369"/>
@@ -17265,12 +17262,6 @@
         </w:tc>
       </w:tr>
       <w:tr>
-        <w:tblPrEx>
-          <w:tblCellMar>
-            <w:top w:w="0" w:type="dxa"/>
-            <w:bottom w:w="0" w:type="dxa"/>
-          </w:tblCellMar>
-        </w:tblPrEx>
         <w:trPr>
           <w:cantSplit/>
           <w:trHeight w:hRule="exact" w:val="369"/>
@@ -17440,12 +17431,6 @@
         </w:tc>
       </w:tr>
       <w:tr>
-        <w:tblPrEx>
-          <w:tblCellMar>
-            <w:top w:w="0" w:type="dxa"/>
-            <w:bottom w:w="0" w:type="dxa"/>
-          </w:tblCellMar>
-        </w:tblPrEx>
         <w:trPr>
           <w:cantSplit/>
           <w:trHeight w:val="370"/>
@@ -17615,12 +17600,6 @@
         </w:tc>
       </w:tr>
       <w:tr>
-        <w:tblPrEx>
-          <w:tblCellMar>
-            <w:top w:w="0" w:type="dxa"/>
-            <w:bottom w:w="0" w:type="dxa"/>
-          </w:tblCellMar>
-        </w:tblPrEx>
         <w:trPr>
           <w:cantSplit/>
           <w:trHeight w:hRule="exact" w:val="369"/>
@@ -17790,12 +17769,6 @@
         </w:tc>
       </w:tr>
       <w:tr>
-        <w:tblPrEx>
-          <w:tblCellMar>
-            <w:top w:w="0" w:type="dxa"/>
-            <w:bottom w:w="0" w:type="dxa"/>
-          </w:tblCellMar>
-        </w:tblPrEx>
         <w:trPr>
           <w:cantSplit/>
           <w:trHeight w:hRule="exact" w:val="369"/>
@@ -17965,12 +17938,6 @@
         </w:tc>
       </w:tr>
       <w:tr>
-        <w:tblPrEx>
-          <w:tblCellMar>
-            <w:top w:w="0" w:type="dxa"/>
-            <w:bottom w:w="0" w:type="dxa"/>
-          </w:tblCellMar>
-        </w:tblPrEx>
         <w:trPr>
           <w:cantSplit/>
           <w:trHeight w:val="370"/>
@@ -18140,12 +18107,6 @@
         </w:tc>
       </w:tr>
       <w:tr>
-        <w:tblPrEx>
-          <w:tblCellMar>
-            <w:top w:w="0" w:type="dxa"/>
-            <w:bottom w:w="0" w:type="dxa"/>
-          </w:tblCellMar>
-        </w:tblPrEx>
         <w:trPr>
           <w:cantSplit/>
           <w:trHeight w:hRule="exact" w:val="369"/>
@@ -18315,12 +18276,6 @@
         </w:tc>
       </w:tr>
       <w:tr>
-        <w:tblPrEx>
-          <w:tblCellMar>
-            <w:top w:w="0" w:type="dxa"/>
-            <w:bottom w:w="0" w:type="dxa"/>
-          </w:tblCellMar>
-        </w:tblPrEx>
         <w:trPr>
           <w:cantSplit/>
           <w:trHeight w:hRule="exact" w:val="369"/>
@@ -18490,12 +18445,6 @@
         </w:tc>
       </w:tr>
       <w:tr>
-        <w:tblPrEx>
-          <w:tblCellMar>
-            <w:top w:w="0" w:type="dxa"/>
-            <w:bottom w:w="0" w:type="dxa"/>
-          </w:tblCellMar>
-        </w:tblPrEx>
         <w:trPr>
           <w:cantSplit/>
           <w:trHeight w:val="370"/>
@@ -18665,12 +18614,6 @@
         </w:tc>
       </w:tr>
       <w:tr>
-        <w:tblPrEx>
-          <w:tblCellMar>
-            <w:top w:w="0" w:type="dxa"/>
-            <w:bottom w:w="0" w:type="dxa"/>
-          </w:tblCellMar>
-        </w:tblPrEx>
         <w:trPr>
           <w:cantSplit/>
           <w:trHeight w:hRule="exact" w:val="369"/>
@@ -18840,12 +18783,6 @@
         </w:tc>
       </w:tr>
       <w:tr>
-        <w:tblPrEx>
-          <w:tblCellMar>
-            <w:top w:w="0" w:type="dxa"/>
-            <w:bottom w:w="0" w:type="dxa"/>
-          </w:tblCellMar>
-        </w:tblPrEx>
         <w:trPr>
           <w:cantSplit/>
           <w:trHeight w:hRule="exact" w:val="369"/>
@@ -19015,12 +18952,6 @@
         </w:tc>
       </w:tr>
       <w:tr>
-        <w:tblPrEx>
-          <w:tblCellMar>
-            <w:top w:w="0" w:type="dxa"/>
-            <w:bottom w:w="0" w:type="dxa"/>
-          </w:tblCellMar>
-        </w:tblPrEx>
         <w:trPr>
           <w:cantSplit/>
           <w:trHeight w:val="370"/>
@@ -19190,12 +19121,6 @@
         </w:tc>
       </w:tr>
       <w:tr>
-        <w:tblPrEx>
-          <w:tblCellMar>
-            <w:top w:w="0" w:type="dxa"/>
-            <w:bottom w:w="0" w:type="dxa"/>
-          </w:tblCellMar>
-        </w:tblPrEx>
         <w:trPr>
           <w:cantSplit/>
           <w:trHeight w:hRule="exact" w:val="369"/>
@@ -19365,12 +19290,6 @@
         </w:tc>
       </w:tr>
       <w:tr>
-        <w:tblPrEx>
-          <w:tblCellMar>
-            <w:top w:w="0" w:type="dxa"/>
-            <w:bottom w:w="0" w:type="dxa"/>
-          </w:tblCellMar>
-        </w:tblPrEx>
         <w:trPr>
           <w:cantSplit/>
           <w:trHeight w:hRule="exact" w:val="369"/>
@@ -19540,12 +19459,6 @@
         </w:tc>
       </w:tr>
       <w:tr>
-        <w:tblPrEx>
-          <w:tblCellMar>
-            <w:top w:w="0" w:type="dxa"/>
-            <w:bottom w:w="0" w:type="dxa"/>
-          </w:tblCellMar>
-        </w:tblPrEx>
         <w:trPr>
           <w:cantSplit/>
           <w:trHeight w:val="370"/>
@@ -19715,12 +19628,6 @@
         </w:tc>
       </w:tr>
       <w:tr>
-        <w:tblPrEx>
-          <w:tblCellMar>
-            <w:top w:w="0" w:type="dxa"/>
-            <w:bottom w:w="0" w:type="dxa"/>
-          </w:tblCellMar>
-        </w:tblPrEx>
         <w:trPr>
           <w:cantSplit/>
           <w:trHeight w:hRule="exact" w:val="369"/>
@@ -19890,12 +19797,6 @@
         </w:tc>
       </w:tr>
       <w:tr>
-        <w:tblPrEx>
-          <w:tblCellMar>
-            <w:top w:w="0" w:type="dxa"/>
-            <w:bottom w:w="0" w:type="dxa"/>
-          </w:tblCellMar>
-        </w:tblPrEx>
         <w:trPr>
           <w:cantSplit/>
           <w:trHeight w:hRule="exact" w:val="369"/>
@@ -20065,12 +19966,6 @@
         </w:tc>
       </w:tr>
       <w:tr>
-        <w:tblPrEx>
-          <w:tblCellMar>
-            <w:top w:w="0" w:type="dxa"/>
-            <w:bottom w:w="0" w:type="dxa"/>
-          </w:tblCellMar>
-        </w:tblPrEx>
         <w:trPr>
           <w:cantSplit/>
           <w:trHeight w:val="370"/>
@@ -20240,12 +20135,6 @@
         </w:tc>
       </w:tr>
       <w:tr>
-        <w:tblPrEx>
-          <w:tblCellMar>
-            <w:top w:w="0" w:type="dxa"/>
-            <w:bottom w:w="0" w:type="dxa"/>
-          </w:tblCellMar>
-        </w:tblPrEx>
         <w:trPr>
           <w:cantSplit/>
           <w:trHeight w:hRule="exact" w:val="369"/>
@@ -20415,12 +20304,6 @@
         </w:tc>
       </w:tr>
       <w:tr>
-        <w:tblPrEx>
-          <w:tblCellMar>
-            <w:top w:w="0" w:type="dxa"/>
-            <w:bottom w:w="0" w:type="dxa"/>
-          </w:tblCellMar>
-        </w:tblPrEx>
         <w:trPr>
           <w:cantSplit/>
           <w:trHeight w:hRule="exact" w:val="369"/>
@@ -20590,12 +20473,6 @@
         </w:tc>
       </w:tr>
       <w:tr>
-        <w:tblPrEx>
-          <w:tblCellMar>
-            <w:top w:w="0" w:type="dxa"/>
-            <w:bottom w:w="0" w:type="dxa"/>
-          </w:tblCellMar>
-        </w:tblPrEx>
         <w:trPr>
           <w:cantSplit/>
           <w:trHeight w:val="370"/>
@@ -20765,12 +20642,6 @@
         </w:tc>
       </w:tr>
       <w:tr>
-        <w:tblPrEx>
-          <w:tblCellMar>
-            <w:top w:w="0" w:type="dxa"/>
-            <w:bottom w:w="0" w:type="dxa"/>
-          </w:tblCellMar>
-        </w:tblPrEx>
         <w:trPr>
           <w:cantSplit/>
           <w:trHeight w:hRule="exact" w:val="369"/>
@@ -20940,12 +20811,6 @@
         </w:tc>
       </w:tr>
       <w:tr>
-        <w:tblPrEx>
-          <w:tblCellMar>
-            <w:top w:w="0" w:type="dxa"/>
-            <w:bottom w:w="0" w:type="dxa"/>
-          </w:tblCellMar>
-        </w:tblPrEx>
         <w:trPr>
           <w:cantSplit/>
           <w:trHeight w:hRule="exact" w:val="369"/>
@@ -21348,13 +21213,11 @@
                         <w:txbxContent>
                           <w:p>
                             <w:pPr>
-                              <w:pStyle w:val="21"/>
+                              <w:pStyle w:val="22"/>
                             </w:pPr>
-                            <w:proofErr w:type="spellStart"/>
                             <w:r>
                               <w:t>Місце</w:t>
                             </w:r>
-                            <w:proofErr w:type="spellEnd"/>
                             <w:r>
                               <w:rPr>
                                 <w:lang w:val="uk-UA"/>
@@ -21390,13 +21253,11 @@
                   <w:txbxContent>
                     <w:p>
                       <w:pPr>
-                        <w:pStyle w:val="21"/>
+                        <w:pStyle w:val="22"/>
                       </w:pPr>
-                      <w:proofErr w:type="spellStart"/>
                       <w:r>
                         <w:t>Місце</w:t>
                       </w:r>
-                      <w:proofErr w:type="spellEnd"/>
                       <w:r>
                         <w:rPr>
                           <w:lang w:val="uk-UA"/>
@@ -21562,12 +21423,6 @@
       <w:gridCol w:w="5228"/>
     </w:tblGrid>
     <w:tr>
-      <w:tblPrEx>
-        <w:tblCellMar>
-          <w:top w:w="0" w:type="dxa"/>
-          <w:bottom w:w="0" w:type="dxa"/>
-        </w:tblCellMar>
-      </w:tblPrEx>
       <w:tc>
         <w:tcPr>
           <w:tcW w:w="5328" w:type="dxa"/>
@@ -21662,12 +21517,6 @@
       </w:tc>
     </w:tr>
     <w:tr>
-      <w:tblPrEx>
-        <w:tblCellMar>
-          <w:top w:w="0" w:type="dxa"/>
-          <w:bottom w:w="0" w:type="dxa"/>
-        </w:tblCellMar>
-      </w:tblPrEx>
       <w:tc>
         <w:tcPr>
           <w:tcW w:w="5328" w:type="dxa"/>
@@ -21869,12 +21718,6 @@
       <w:gridCol w:w="5101"/>
     </w:tblGrid>
     <w:tr>
-      <w:tblPrEx>
-        <w:tblCellMar>
-          <w:top w:w="0" w:type="dxa"/>
-          <w:bottom w:w="0" w:type="dxa"/>
-        </w:tblCellMar>
-      </w:tblPrEx>
       <w:tc>
         <w:tcPr>
           <w:tcW w:w="4680" w:type="dxa"/>
@@ -21947,12 +21790,6 @@
       </w:tc>
     </w:tr>
     <w:tr>
-      <w:tblPrEx>
-        <w:tblCellMar>
-          <w:top w:w="0" w:type="dxa"/>
-          <w:bottom w:w="0" w:type="dxa"/>
-        </w:tblCellMar>
-      </w:tblPrEx>
       <w:tc>
         <w:tcPr>
           <w:tcW w:w="4680" w:type="dxa"/>
@@ -22776,12 +22613,15 @@
   </w:style>
   <w:style w:type="character" w:default="1" w:styleId="a0">
     <w:name w:val="Default Paragraph Font"/>
-    <w:aliases w:val=" Знак"/>
+    <w:uiPriority w:val="1"/>
     <w:semiHidden/>
+    <w:unhideWhenUsed/>
   </w:style>
   <w:style w:type="table" w:default="1" w:styleId="a1">
     <w:name w:val="Normal Table"/>
+    <w:uiPriority w:val="99"/>
     <w:semiHidden/>
+    <w:unhideWhenUsed/>
     <w:tblPr>
       <w:tblInd w:w="0" w:type="dxa"/>
       <w:tblCellMar>
@@ -22794,7 +22634,9 @@
   </w:style>
   <w:style w:type="numbering" w:default="1" w:styleId="a2">
     <w:name w:val="No List"/>
+    <w:uiPriority w:val="99"/>
     <w:semiHidden/>
+    <w:unhideWhenUsed/>
   </w:style>
   <w:style w:type="paragraph" w:styleId="a3">
     <w:name w:val="Body Text"/>
@@ -22830,8 +22672,8 @@
       </w:tabs>
     </w:pPr>
   </w:style>
-  <w:style w:type="paragraph" w:customStyle="1" w:styleId="BodyTextIndent2">
-    <w:name w:val="Body Text Indent 2"/>
+  <w:style w:type="paragraph" w:customStyle="1" w:styleId="21">
+    <w:name w:val="Основной текст с отступом 21"/>
     <w:basedOn w:val="a"/>
     <w:rsid w:val="00BF7673"/>
     <w:pPr>
@@ -22868,7 +22710,7 @@
       <w:szCs w:val="28"/>
     </w:rPr>
   </w:style>
-  <w:style w:type="paragraph" w:styleId="21">
+  <w:style w:type="paragraph" w:styleId="22">
     <w:name w:val="Body Text 2"/>
     <w:basedOn w:val="a"/>
     <w:rsid w:val="00BF7673"/>
@@ -23060,7 +22902,6 @@
   </w:style>
   <w:style w:type="character" w:customStyle="1" w:styleId="a4">
     <w:name w:val="Основной текст Знак"/>
-    <w:aliases w:val=" Знак Знак"/>
     <w:basedOn w:val="a0"/>
     <w:link w:val="a3"/>
     <w:rsid w:val="00BD16A6"/>
@@ -23395,64 +23236,6 @@
     </w:docPart>
     <w:docPart>
       <w:docPartPr>
-        <w:name w:val="C455EA125D014CAE89D55F5521183762"/>
-        <w:category>
-          <w:name w:val="Общие"/>
-          <w:gallery w:val="placeholder"/>
-        </w:category>
-        <w:types>
-          <w:type w:val="bbPlcHdr"/>
-        </w:types>
-        <w:behaviors>
-          <w:behavior w:val="content"/>
-        </w:behaviors>
-        <w:guid w:val="{84E92226-32D5-4174-BB43-5916F4F442BB}"/>
-      </w:docPartPr>
-      <w:docPartBody>
-        <w:p>
-          <w:pPr>
-            <w:pStyle w:val="C455EA125D014CAE89D55F5521183762"/>
-          </w:pPr>
-          <w:r>
-            <w:rPr>
-              <w:rStyle w:val="a3"/>
-            </w:rPr>
-            <w:t>Место для ввода текста.</w:t>
-          </w:r>
-        </w:p>
-      </w:docPartBody>
-    </w:docPart>
-    <w:docPart>
-      <w:docPartPr>
-        <w:name w:val="509CA985EFC54A8D979341C098064DD9"/>
-        <w:category>
-          <w:name w:val="Общие"/>
-          <w:gallery w:val="placeholder"/>
-        </w:category>
-        <w:types>
-          <w:type w:val="bbPlcHdr"/>
-        </w:types>
-        <w:behaviors>
-          <w:behavior w:val="content"/>
-        </w:behaviors>
-        <w:guid w:val="{1B1EA58A-DB99-4B84-B7EF-73FABADC0355}"/>
-      </w:docPartPr>
-      <w:docPartBody>
-        <w:p>
-          <w:pPr>
-            <w:pStyle w:val="509CA985EFC54A8D979341C098064DD9"/>
-          </w:pPr>
-          <w:r>
-            <w:rPr>
-              <w:rStyle w:val="a3"/>
-            </w:rPr>
-            <w:t>Место для ввода текста.</w:t>
-          </w:r>
-        </w:p>
-      </w:docPartBody>
-    </w:docPart>
-    <w:docPart>
-      <w:docPartPr>
         <w:name w:val="0F0D6DA7A19147E4AB76F15D295A98AB"/>
         <w:category>
           <w:name w:val="Общие"/>
@@ -23474,36 +23257,6 @@
           <w:r>
             <w:rPr>
               <w:rStyle w:val="a3"/>
-            </w:rPr>
-            <w:t>Место для ввода текста.</w:t>
-          </w:r>
-        </w:p>
-      </w:docPartBody>
-    </w:docPart>
-    <w:docPart>
-      <w:docPartPr>
-        <w:name w:val="7B06FC09222F4E70B8EFB1F841E8F04A"/>
-        <w:category>
-          <w:name w:val="Общие"/>
-          <w:gallery w:val="placeholder"/>
-        </w:category>
-        <w:types>
-          <w:type w:val="bbPlcHdr"/>
-        </w:types>
-        <w:behaviors>
-          <w:behavior w:val="content"/>
-        </w:behaviors>
-        <w:guid w:val="{E349B764-4B9D-4989-9B54-EE9914ECE091}"/>
-      </w:docPartPr>
-      <w:docPartBody>
-        <w:p>
-          <w:pPr>
-            <w:pStyle w:val="7B06FC09222F4E70B8EFB1F841E8F04A"/>
-          </w:pPr>
-          <w:r>
-            <w:rPr>
-              <w:rStyle w:val="a3"/>
-              <w:lang w:val="uk-UA"/>
             </w:rPr>
             <w:t>Место для ввода текста.</w:t>
           </w:r>
@@ -23780,6 +23533,92 @@
         </w:p>
       </w:docPartBody>
     </w:docPart>
+    <w:docPart>
+      <w:docPartPr>
+        <w:name w:val="DBE775ABB77A4616B0D33D244704C716"/>
+        <w:category>
+          <w:name w:val="Общие"/>
+          <w:gallery w:val="placeholder"/>
+        </w:category>
+        <w:types>
+          <w:type w:val="bbPlcHdr"/>
+        </w:types>
+        <w:behaviors>
+          <w:behavior w:val="content"/>
+        </w:behaviors>
+        <w:guid w:val="{0F611E6C-84FB-4B03-8A00-62F7E9AE4D9A}"/>
+      </w:docPartPr>
+      <w:docPartBody>
+        <w:p>
+          <w:pPr>
+            <w:pStyle w:val="DBE775ABB77A4616B0D33D244704C716"/>
+          </w:pPr>
+          <w:r>
+            <w:rPr>
+              <w:rStyle w:val="a3"/>
+              <w:lang w:val="uk-UA"/>
+            </w:rPr>
+            <w:t>Место для ввода текста.</w:t>
+          </w:r>
+        </w:p>
+      </w:docPartBody>
+    </w:docPart>
+    <w:docPart>
+      <w:docPartPr>
+        <w:name w:val="7C43586EDCA84E7BB906B5F73EF67555"/>
+        <w:category>
+          <w:name w:val="Общие"/>
+          <w:gallery w:val="placeholder"/>
+        </w:category>
+        <w:types>
+          <w:type w:val="bbPlcHdr"/>
+        </w:types>
+        <w:behaviors>
+          <w:behavior w:val="content"/>
+        </w:behaviors>
+        <w:guid w:val="{78C52B40-D661-4A55-AF87-DBC3B336181E}"/>
+      </w:docPartPr>
+      <w:docPartBody>
+        <w:p>
+          <w:pPr>
+            <w:pStyle w:val="7C43586EDCA84E7BB906B5F73EF67555"/>
+          </w:pPr>
+          <w:r>
+            <w:rPr>
+              <w:rStyle w:val="a3"/>
+              <w:lang w:val="uk-UA"/>
+            </w:rPr>
+            <w:t>Место для ввода текста.</w:t>
+          </w:r>
+        </w:p>
+      </w:docPartBody>
+    </w:docPart>
+    <w:docPart>
+      <w:docPartPr>
+        <w:name w:val="DefaultPlaceholder_-1854013436"/>
+        <w:category>
+          <w:name w:val="Общие"/>
+          <w:gallery w:val="placeholder"/>
+        </w:category>
+        <w:types>
+          <w:type w:val="bbPlcHdr"/>
+        </w:types>
+        <w:behaviors>
+          <w:behavior w:val="content"/>
+        </w:behaviors>
+        <w:guid w:val="{1FE53CC5-44F4-4A81-A372-0D0FE2D377C7}"/>
+      </w:docPartPr>
+      <w:docPartBody>
+        <w:p>
+          <w:r>
+            <w:rPr>
+              <w:rStyle w:val="a3"/>
+            </w:rPr>
+            <w:t>Выберите стандартный блок.</w:t>
+          </w:r>
+        </w:p>
+      </w:docPartBody>
+    </w:docPart>
   </w:docParts>
 </w:glossaryDocument>
 </file>
@@ -23843,13 +23682,6 @@
     <w:pitch w:val="variable"/>
     <w:sig w:usb0="E0002EFF" w:usb1="C000785B" w:usb2="00000009" w:usb3="00000000" w:csb0="000001FF" w:csb1="00000000"/>
   </w:font>
-  <w:font w:name="Book Antiqua">
-    <w:panose1 w:val="02040602050305030304"/>
-    <w:charset w:val="CC"/>
-    <w:family w:val="roman"/>
-    <w:pitch w:val="variable"/>
-    <w:sig w:usb0="00000287" w:usb1="00000000" w:usb2="00000000" w:usb3="00000000" w:csb0="0000009F" w:csb1="00000000"/>
-  </w:font>
   <w:font w:name="Calibri">
     <w:panose1 w:val="020F0502020204030204"/>
     <w:charset w:val="CC"/>
@@ -23883,8 +23715,13 @@
   </w:compat>
   <w:rsids>
     <w:rsidRoot w:val="00230A9E"/>
+    <w:rsid w:val="000B7065"/>
     <w:rsid w:val="00230A9E"/>
     <w:rsid w:val="0038404C"/>
+    <w:rsid w:val="00C72AF3"/>
+    <w:rsid w:val="00DF31AF"/>
+    <w:rsid w:val="00F20624"/>
+    <w:rsid w:val="00F462EC"/>
   </w:rsids>
   <m:mathPr>
     <m:mathFont m:val="Cambria Math"/>
@@ -24337,7 +24174,7 @@
     <w:basedOn w:val="a0"/>
     <w:uiPriority w:val="99"/>
     <w:semiHidden/>
-    <w:rsid w:val="00230A9E"/>
+    <w:rsid w:val="00F462EC"/>
     <w:rPr>
       <w:color w:val="808080"/>
     </w:rPr>
@@ -24441,6 +24278,14 @@
   <w:style w:type="paragraph" w:customStyle="1" w:styleId="B3D29A4D1039436296A826F31B9351FA">
     <w:name w:val="B3D29A4D1039436296A826F31B9351FA"/>
     <w:rsid w:val="00230A9E"/>
+  </w:style>
+  <w:style w:type="paragraph" w:customStyle="1" w:styleId="DBE775ABB77A4616B0D33D244704C716">
+    <w:name w:val="DBE775ABB77A4616B0D33D244704C716"/>
+    <w:rsid w:val="00DF31AF"/>
+  </w:style>
+  <w:style w:type="paragraph" w:customStyle="1" w:styleId="7C43586EDCA84E7BB906B5F73EF67555">
+    <w:name w:val="7C43586EDCA84E7BB906B5F73EF67555"/>
+    <w:rsid w:val="00F20624"/>
   </w:style>
 </w:styles>
 </file>
